--- a/docs/Documentation.docx
+++ b/docs/Documentation.docx
@@ -31,7 +31,6 @@
         <w:ind w:left="162" w:firstLine="0"/>
         <w:jc w:val="center"/>
       </w:pPr>
-      <w:proofErr w:type="spellStart"/>
       <w:r>
         <w:rPr>
           <w:b/>
@@ -40,7 +39,6 @@
         </w:rPr>
         <w:t>Flowpoint</w:t>
       </w:r>
-      <w:proofErr w:type="spellEnd"/>
       <w:r>
         <w:rPr>
           <w:b/>
@@ -527,13 +525,8 @@
         <w:ind w:left="2997" w:right="2828"/>
         <w:jc w:val="center"/>
       </w:pPr>
-      <w:proofErr w:type="spellStart"/>
-      <w:r>
-        <w:t>Email</w:t>
-      </w:r>
-      <w:proofErr w:type="spellEnd"/>
-      <w:r>
-        <w:t xml:space="preserve">: kamenkanev88@gmail.com,    </w:t>
+      <w:r>
+        <w:t xml:space="preserve">Email: kamenkanev88@gmail.com,    </w:t>
       </w:r>
     </w:p>
     <w:p>
@@ -578,21 +571,7 @@
         <w:rPr>
           <w:b/>
         </w:rPr>
-        <w:t xml:space="preserve">Стефан Тодоров </w:t>
-      </w:r>
-      <w:proofErr w:type="spellStart"/>
-      <w:r>
-        <w:rPr>
-          <w:b/>
-        </w:rPr>
-        <w:t>Тодоров</w:t>
-      </w:r>
-      <w:proofErr w:type="spellEnd"/>
-      <w:r>
-        <w:rPr>
-          <w:b/>
-        </w:rPr>
-        <w:t xml:space="preserve">,  </w:t>
+        <w:t xml:space="preserve">Стефан Тодоров Тодоров,  </w:t>
       </w:r>
     </w:p>
     <w:p>
@@ -718,13 +697,8 @@
           </mc:Fallback>
         </mc:AlternateContent>
       </w:r>
-      <w:proofErr w:type="spellStart"/>
-      <w:r>
-        <w:t>Email</w:t>
-      </w:r>
-      <w:proofErr w:type="spellEnd"/>
-      <w:r>
-        <w:t xml:space="preserve">: bgtrak@gmail.com,       </w:t>
+      <w:r>
+        <w:t xml:space="preserve">Email: bgtrak@gmail.com,       </w:t>
       </w:r>
     </w:p>
     <w:p>
@@ -774,8 +748,15 @@
       <w:r>
         <w:rPr>
           <w:i/>
-        </w:rPr>
-        <w:t xml:space="preserve">Национален есенен турнир по информационни технологии "Джон Атанасов”  </w:t>
+          <w:lang w:val="bg-BG"/>
+        </w:rPr>
+        <w:t>НОИТ</w:t>
+      </w:r>
+      <w:r>
+        <w:rPr>
+          <w:i/>
+        </w:rPr>
+        <w:t xml:space="preserve">  </w:t>
       </w:r>
     </w:p>
     <w:p>
@@ -834,15 +815,7 @@
         <w:jc w:val="center"/>
       </w:pPr>
       <w:r>
-        <w:t xml:space="preserve">Старши учител по информатика и ИТ  в ППМГ „Добри Чинтулов“, гр. Сливен </w:t>
-      </w:r>
-      <w:proofErr w:type="spellStart"/>
-      <w:r>
-        <w:t>Email</w:t>
-      </w:r>
-      <w:proofErr w:type="spellEnd"/>
-      <w:r>
-        <w:t xml:space="preserve">: techi_and@abv.bg </w:t>
+        <w:t xml:space="preserve">Старши учител по информатика и ИТ  в ППМГ „Добри Чинтулов“, гр. Сливен Email: techi_and@abv.bg </w:t>
       </w:r>
     </w:p>
     <w:p>
@@ -1341,7 +1314,6 @@
         <w:ind w:firstLine="720"/>
         <w:jc w:val="both"/>
       </w:pPr>
-      <w:proofErr w:type="spellStart"/>
       <w:r>
         <w:rPr>
           <w:color w:val="1F1F1F"/>
@@ -1349,78 +1321,25 @@
         </w:rPr>
         <w:t>Flowpoint</w:t>
       </w:r>
-      <w:proofErr w:type="spellEnd"/>
       <w:r>
         <w:rPr>
           <w:color w:val="1F1F1F"/>
         </w:rPr>
         <w:t xml:space="preserve"> е модерна система за управление на взаимоотношенията с клиенти (</w:t>
       </w:r>
-      <w:proofErr w:type="spellStart"/>
       <w:r>
         <w:rPr>
           <w:i/>
           <w:iCs/>
           <w:color w:val="1F1F1F"/>
         </w:rPr>
-        <w:t>Customer</w:t>
-      </w:r>
-      <w:proofErr w:type="spellEnd"/>
-      <w:r>
-        <w:rPr>
-          <w:i/>
-          <w:iCs/>
-          <w:color w:val="1F1F1F"/>
-        </w:rPr>
-        <w:t xml:space="preserve"> </w:t>
-      </w:r>
-      <w:proofErr w:type="spellStart"/>
-      <w:r>
-        <w:rPr>
-          <w:i/>
-          <w:iCs/>
-          <w:color w:val="1F1F1F"/>
-        </w:rPr>
-        <w:t>Relationship</w:t>
-      </w:r>
-      <w:proofErr w:type="spellEnd"/>
-      <w:r>
-        <w:rPr>
-          <w:i/>
-          <w:iCs/>
-          <w:color w:val="1F1F1F"/>
-        </w:rPr>
-        <w:t xml:space="preserve"> </w:t>
-      </w:r>
-      <w:proofErr w:type="spellStart"/>
-      <w:r>
-        <w:rPr>
-          <w:i/>
-          <w:iCs/>
-          <w:color w:val="1F1F1F"/>
-        </w:rPr>
-        <w:t>Management</w:t>
-      </w:r>
-      <w:proofErr w:type="spellEnd"/>
-      <w:r>
-        <w:rPr>
-          <w:color w:val="1F1F1F"/>
-        </w:rPr>
-        <w:t xml:space="preserve">), разработена с цел да предостави </w:t>
-      </w:r>
-      <w:proofErr w:type="spellStart"/>
-      <w:r>
-        <w:rPr>
-          <w:color w:val="1F1F1F"/>
-        </w:rPr>
-        <w:t>пълнофункционално</w:t>
-      </w:r>
-      <w:proofErr w:type="spellEnd"/>
-      <w:r>
-        <w:rPr>
-          <w:color w:val="1F1F1F"/>
-        </w:rPr>
-        <w:t xml:space="preserve"> решение за управление на бизнес операциите. Системата е насочена към малки и средни бизнеси в сферата на услугите, които се нуждаят от дигитализация на своите процеси.</w:t>
+        <w:t>Customer Relationship Management</w:t>
+      </w:r>
+      <w:r>
+        <w:rPr>
+          <w:color w:val="1F1F1F"/>
+        </w:rPr>
+        <w:t>), разработена с цел да предостави пълнофункционално решение за управление на бизнес операциите. Системата е насочена към малки и средни бизнеси в сферата на услугите, които се нуждаят от дигитализация на своите процеси.</w:t>
       </w:r>
     </w:p>
     <w:p>
@@ -1580,6 +1499,182 @@
     </w:p>
     <w:p>
       <w:pPr>
+        <w:pStyle w:val="NormalWeb"/>
+        <w:numPr>
+          <w:ilvl w:val="0"/>
+          <w:numId w:val="17"/>
+        </w:numPr>
+        <w:spacing w:before="0" w:beforeAutospacing="0" w:after="120" w:afterAutospacing="0" w:line="360" w:lineRule="auto"/>
+        <w:ind w:left="465"/>
+        <w:jc w:val="both"/>
+        <w:textAlignment w:val="baseline"/>
+        <w:rPr>
+          <w:color w:val="000000"/>
+        </w:rPr>
+      </w:pPr>
+      <w:r>
+        <w:t>Многоорганизационна (Multi-organization) архитектура с възможност за превключване между организации.</w:t>
+      </w:r>
+    </w:p>
+    <w:p>
+      <w:pPr>
+        <w:pStyle w:val="NormalWeb"/>
+        <w:numPr>
+          <w:ilvl w:val="0"/>
+          <w:numId w:val="17"/>
+        </w:numPr>
+        <w:spacing w:before="0" w:beforeAutospacing="0" w:after="120" w:afterAutospacing="0" w:line="360" w:lineRule="auto"/>
+        <w:ind w:left="465"/>
+        <w:jc w:val="both"/>
+        <w:textAlignment w:val="baseline"/>
+        <w:rPr>
+          <w:color w:val="000000"/>
+        </w:rPr>
+      </w:pPr>
+      <w:r>
+        <w:t>Интеграция с Google Calendar и ICS календарен фийд.</w:t>
+      </w:r>
+    </w:p>
+    <w:p>
+      <w:pPr>
+        <w:pStyle w:val="NormalWeb"/>
+        <w:numPr>
+          <w:ilvl w:val="0"/>
+          <w:numId w:val="17"/>
+        </w:numPr>
+        <w:spacing w:before="0" w:beforeAutospacing="0" w:after="120" w:afterAutospacing="0" w:line="360" w:lineRule="auto"/>
+        <w:ind w:left="465"/>
+        <w:jc w:val="both"/>
+        <w:textAlignment w:val="baseline"/>
+        <w:rPr>
+          <w:color w:val="000000"/>
+        </w:rPr>
+      </w:pPr>
+      <w:r>
+        <w:t>Система за автоматични имейл шаблони с динамични променливи.</w:t>
+      </w:r>
+    </w:p>
+    <w:p>
+      <w:pPr>
+        <w:pStyle w:val="NormalWeb"/>
+        <w:numPr>
+          <w:ilvl w:val="0"/>
+          <w:numId w:val="17"/>
+        </w:numPr>
+        <w:spacing w:before="0" w:beforeAutospacing="0" w:after="120" w:afterAutospacing="0" w:line="360" w:lineRule="auto"/>
+        <w:ind w:left="465"/>
+        <w:jc w:val="both"/>
+        <w:textAlignment w:val="baseline"/>
+        <w:rPr>
+          <w:color w:val="000000"/>
+        </w:rPr>
+      </w:pPr>
+      <w:r>
+        <w:t>Система за публични landing страници с индивидуален slug.</w:t>
+      </w:r>
+    </w:p>
+    <w:p>
+      <w:pPr>
+        <w:pStyle w:val="NormalWeb"/>
+        <w:numPr>
+          <w:ilvl w:val="0"/>
+          <w:numId w:val="17"/>
+        </w:numPr>
+        <w:spacing w:before="0" w:beforeAutospacing="0" w:after="120" w:afterAutospacing="0" w:line="360" w:lineRule="auto"/>
+        <w:ind w:left="465"/>
+        <w:jc w:val="both"/>
+        <w:textAlignment w:val="baseline"/>
+        <w:rPr>
+          <w:color w:val="000000"/>
+        </w:rPr>
+      </w:pPr>
+      <w:r>
+        <w:t>Пълнофункционален embeddable SDK за външни сайтове.</w:t>
+      </w:r>
+    </w:p>
+    <w:p>
+      <w:pPr>
+        <w:pStyle w:val="NormalWeb"/>
+        <w:numPr>
+          <w:ilvl w:val="0"/>
+          <w:numId w:val="17"/>
+        </w:numPr>
+        <w:spacing w:before="0" w:beforeAutospacing="0" w:after="120" w:afterAutospacing="0" w:line="360" w:lineRule="auto"/>
+        <w:ind w:left="465"/>
+        <w:jc w:val="both"/>
+        <w:textAlignment w:val="baseline"/>
+        <w:rPr>
+          <w:color w:val="000000"/>
+        </w:rPr>
+      </w:pPr>
+      <w:r>
+        <w:t>Webhook система за автоматично известяване на външни системи при промени.</w:t>
+      </w:r>
+    </w:p>
+    <w:p>
+      <w:pPr>
+        <w:pStyle w:val="NormalWeb"/>
+        <w:numPr>
+          <w:ilvl w:val="0"/>
+          <w:numId w:val="17"/>
+        </w:numPr>
+        <w:spacing w:before="0" w:beforeAutospacing="0" w:after="120" w:afterAutospacing="0" w:line="360" w:lineRule="auto"/>
+        <w:ind w:left="465"/>
+        <w:jc w:val="both"/>
+        <w:textAlignment w:val="baseline"/>
+        <w:rPr>
+          <w:color w:val="000000"/>
+        </w:rPr>
+      </w:pPr>
+      <w:r>
+        <w:t>Billing и feature-based контрол на достъпа.</w:t>
+      </w:r>
+    </w:p>
+    <w:p>
+      <w:pPr>
+        <w:pStyle w:val="NormalWeb"/>
+        <w:numPr>
+          <w:ilvl w:val="0"/>
+          <w:numId w:val="17"/>
+        </w:numPr>
+        <w:spacing w:before="0" w:beforeAutospacing="0" w:after="120" w:afterAutospacing="0" w:line="360" w:lineRule="auto"/>
+        <w:ind w:left="465"/>
+        <w:jc w:val="both"/>
+        <w:textAlignment w:val="baseline"/>
+        <w:rPr>
+          <w:color w:val="000000"/>
+        </w:rPr>
+      </w:pPr>
+      <w:r>
+        <w:t>Публична система за събиране на клиентски ревюта.</w:t>
+      </w:r>
+    </w:p>
+    <w:p>
+      <w:pPr>
+        <w:pStyle w:val="NormalWeb"/>
+        <w:spacing w:before="0" w:beforeAutospacing="0" w:after="120" w:afterAutospacing="0" w:line="360" w:lineRule="auto"/>
+        <w:ind w:left="465"/>
+        <w:jc w:val="both"/>
+        <w:textAlignment w:val="baseline"/>
+        <w:rPr>
+          <w:color w:val="000000"/>
+        </w:rPr>
+      </w:pPr>
+    </w:p>
+    <w:p>
+      <w:pPr>
+        <w:pStyle w:val="NormalWeb"/>
+        <w:spacing w:before="0" w:beforeAutospacing="0" w:after="120" w:afterAutospacing="0" w:line="360" w:lineRule="auto"/>
+        <w:ind w:left="105"/>
+        <w:jc w:val="both"/>
+        <w:textAlignment w:val="baseline"/>
+        <w:rPr>
+          <w:color w:val="000000"/>
+        </w:rPr>
+      </w:pPr>
+    </w:p>
+    <w:p>
+      <w:pPr>
         <w:pStyle w:val="Heading3"/>
         <w:spacing w:before="120" w:after="120" w:line="360" w:lineRule="auto"/>
         <w:rPr>
@@ -1600,6 +1695,7 @@
           <w:iCs/>
           <w:color w:val="1F1F1F"/>
         </w:rPr>
+        <w:lastRenderedPageBreak/>
         <w:t>Кратък анализ на потребностите</w:t>
       </w:r>
     </w:p>
@@ -1857,7 +1953,6 @@
           <w:bCs/>
           <w:color w:val="1F1F1F"/>
         </w:rPr>
-        <w:lastRenderedPageBreak/>
         <w:t>Липса на локализация:</w:t>
       </w:r>
       <w:r>
@@ -1968,39 +2063,7 @@
           <w:rFonts w:ascii="Times New Roman" w:hAnsi="Times New Roman" w:cs="Times New Roman"/>
           <w:color w:val="1F1F1F"/>
         </w:rPr>
-        <w:t>Етап 1: Планиране и проектиране (</w:t>
-      </w:r>
-      <w:proofErr w:type="spellStart"/>
-      <w:r>
-        <w:rPr>
-          <w:rFonts w:ascii="Times New Roman" w:hAnsi="Times New Roman" w:cs="Times New Roman"/>
-          <w:color w:val="1F1F1F"/>
-        </w:rPr>
-        <w:t>Design</w:t>
-      </w:r>
-      <w:proofErr w:type="spellEnd"/>
-      <w:r>
-        <w:rPr>
-          <w:rFonts w:ascii="Times New Roman" w:hAnsi="Times New Roman" w:cs="Times New Roman"/>
-          <w:color w:val="1F1F1F"/>
-        </w:rPr>
-        <w:t xml:space="preserve"> </w:t>
-      </w:r>
-      <w:proofErr w:type="spellStart"/>
-      <w:r>
-        <w:rPr>
-          <w:rFonts w:ascii="Times New Roman" w:hAnsi="Times New Roman" w:cs="Times New Roman"/>
-          <w:color w:val="1F1F1F"/>
-        </w:rPr>
-        <w:t>Phase</w:t>
-      </w:r>
-      <w:proofErr w:type="spellEnd"/>
-      <w:r>
-        <w:rPr>
-          <w:rFonts w:ascii="Times New Roman" w:hAnsi="Times New Roman" w:cs="Times New Roman"/>
-          <w:color w:val="1F1F1F"/>
-        </w:rPr>
-        <w:t>)</w:t>
+        <w:t>Етап 1: Планиране и проектиране (Design Phase)</w:t>
       </w:r>
     </w:p>
     <w:p>
@@ -2083,55 +2146,7 @@
           <w:rFonts w:ascii="Times New Roman" w:hAnsi="Times New Roman" w:cs="Times New Roman"/>
           <w:color w:val="1F1F1F"/>
         </w:rPr>
-        <w:t xml:space="preserve">Етап 2: Разработка на </w:t>
-      </w:r>
-      <w:proofErr w:type="spellStart"/>
-      <w:r>
-        <w:rPr>
-          <w:rFonts w:ascii="Times New Roman" w:hAnsi="Times New Roman" w:cs="Times New Roman"/>
-          <w:color w:val="1F1F1F"/>
-        </w:rPr>
-        <w:t>Backend</w:t>
-      </w:r>
-      <w:proofErr w:type="spellEnd"/>
-      <w:r>
-        <w:rPr>
-          <w:rFonts w:ascii="Times New Roman" w:hAnsi="Times New Roman" w:cs="Times New Roman"/>
-          <w:color w:val="1F1F1F"/>
-        </w:rPr>
-        <w:t xml:space="preserve"> (</w:t>
-      </w:r>
-      <w:proofErr w:type="spellStart"/>
-      <w:r>
-        <w:rPr>
-          <w:rFonts w:ascii="Times New Roman" w:hAnsi="Times New Roman" w:cs="Times New Roman"/>
-          <w:color w:val="1F1F1F"/>
-        </w:rPr>
-        <w:t>Core</w:t>
-      </w:r>
-      <w:proofErr w:type="spellEnd"/>
-      <w:r>
-        <w:rPr>
-          <w:rFonts w:ascii="Times New Roman" w:hAnsi="Times New Roman" w:cs="Times New Roman"/>
-          <w:color w:val="1F1F1F"/>
-        </w:rPr>
-        <w:t xml:space="preserve"> </w:t>
-      </w:r>
-      <w:proofErr w:type="spellStart"/>
-      <w:r>
-        <w:rPr>
-          <w:rFonts w:ascii="Times New Roman" w:hAnsi="Times New Roman" w:cs="Times New Roman"/>
-          <w:color w:val="1F1F1F"/>
-        </w:rPr>
-        <w:t>System</w:t>
-      </w:r>
-      <w:proofErr w:type="spellEnd"/>
-      <w:r>
-        <w:rPr>
-          <w:rFonts w:ascii="Times New Roman" w:hAnsi="Times New Roman" w:cs="Times New Roman"/>
-          <w:color w:val="1F1F1F"/>
-        </w:rPr>
-        <w:t>)</w:t>
+        <w:t>Етап 2: Разработка на Backend (Core System)</w:t>
       </w:r>
     </w:p>
     <w:p>
@@ -2236,55 +2251,8 @@
           <w:rFonts w:ascii="Times New Roman" w:hAnsi="Times New Roman" w:cs="Times New Roman"/>
           <w:color w:val="1F1F1F"/>
         </w:rPr>
-        <w:t xml:space="preserve">Етап 3: Разработка на </w:t>
-      </w:r>
-      <w:proofErr w:type="spellStart"/>
-      <w:r>
-        <w:rPr>
-          <w:rFonts w:ascii="Times New Roman" w:hAnsi="Times New Roman" w:cs="Times New Roman"/>
-          <w:color w:val="1F1F1F"/>
-        </w:rPr>
-        <w:t>Frontend</w:t>
-      </w:r>
-      <w:proofErr w:type="spellEnd"/>
-      <w:r>
-        <w:rPr>
-          <w:rFonts w:ascii="Times New Roman" w:hAnsi="Times New Roman" w:cs="Times New Roman"/>
-          <w:color w:val="1F1F1F"/>
-        </w:rPr>
-        <w:t xml:space="preserve"> (</w:t>
-      </w:r>
-      <w:proofErr w:type="spellStart"/>
-      <w:r>
-        <w:rPr>
-          <w:rFonts w:ascii="Times New Roman" w:hAnsi="Times New Roman" w:cs="Times New Roman"/>
-          <w:color w:val="1F1F1F"/>
-        </w:rPr>
-        <w:t>User</w:t>
-      </w:r>
-      <w:proofErr w:type="spellEnd"/>
-      <w:r>
-        <w:rPr>
-          <w:rFonts w:ascii="Times New Roman" w:hAnsi="Times New Roman" w:cs="Times New Roman"/>
-          <w:color w:val="1F1F1F"/>
-        </w:rPr>
-        <w:t xml:space="preserve"> </w:t>
-      </w:r>
-      <w:proofErr w:type="spellStart"/>
-      <w:r>
-        <w:rPr>
-          <w:rFonts w:ascii="Times New Roman" w:hAnsi="Times New Roman" w:cs="Times New Roman"/>
-          <w:color w:val="1F1F1F"/>
-        </w:rPr>
-        <w:t>Interface</w:t>
-      </w:r>
-      <w:proofErr w:type="spellEnd"/>
-      <w:r>
-        <w:rPr>
-          <w:rFonts w:ascii="Times New Roman" w:hAnsi="Times New Roman" w:cs="Times New Roman"/>
-          <w:color w:val="1F1F1F"/>
-        </w:rPr>
-        <w:t>)</w:t>
+        <w:lastRenderedPageBreak/>
+        <w:t>Етап 3: Разработка на Frontend (User Interface)</w:t>
       </w:r>
     </w:p>
     <w:p>
@@ -2367,39 +2335,7 @@
           <w:rFonts w:ascii="Times New Roman" w:hAnsi="Times New Roman" w:cs="Times New Roman"/>
           <w:color w:val="1F1F1F"/>
         </w:rPr>
-        <w:t>Етап 4: Тестване и внедряване (</w:t>
-      </w:r>
-      <w:proofErr w:type="spellStart"/>
-      <w:r>
-        <w:rPr>
-          <w:rFonts w:ascii="Times New Roman" w:hAnsi="Times New Roman" w:cs="Times New Roman"/>
-          <w:color w:val="1F1F1F"/>
-        </w:rPr>
-        <w:t>Current</w:t>
-      </w:r>
-      <w:proofErr w:type="spellEnd"/>
-      <w:r>
-        <w:rPr>
-          <w:rFonts w:ascii="Times New Roman" w:hAnsi="Times New Roman" w:cs="Times New Roman"/>
-          <w:color w:val="1F1F1F"/>
-        </w:rPr>
-        <w:t xml:space="preserve"> </w:t>
-      </w:r>
-      <w:proofErr w:type="spellStart"/>
-      <w:r>
-        <w:rPr>
-          <w:rFonts w:ascii="Times New Roman" w:hAnsi="Times New Roman" w:cs="Times New Roman"/>
-          <w:color w:val="1F1F1F"/>
-        </w:rPr>
-        <w:t>Stage</w:t>
-      </w:r>
-      <w:proofErr w:type="spellEnd"/>
-      <w:r>
-        <w:rPr>
-          <w:rFonts w:ascii="Times New Roman" w:hAnsi="Times New Roman" w:cs="Times New Roman"/>
-          <w:color w:val="1F1F1F"/>
-        </w:rPr>
-        <w:t>)</w:t>
+        <w:t>Етап 4: Тестване и внедряване (Current Stage)</w:t>
       </w:r>
     </w:p>
     <w:p>
@@ -2482,55 +2418,7 @@
           <w:rFonts w:ascii="Times New Roman" w:hAnsi="Times New Roman" w:cs="Times New Roman"/>
           <w:color w:val="1F1F1F"/>
         </w:rPr>
-        <w:t xml:space="preserve">Етап 5: Разработка на </w:t>
-      </w:r>
-      <w:proofErr w:type="spellStart"/>
-      <w:r>
-        <w:rPr>
-          <w:rFonts w:ascii="Times New Roman" w:hAnsi="Times New Roman" w:cs="Times New Roman"/>
-          <w:color w:val="1F1F1F"/>
-        </w:rPr>
-        <w:t>Widget</w:t>
-      </w:r>
-      <w:proofErr w:type="spellEnd"/>
-      <w:r>
-        <w:rPr>
-          <w:rFonts w:ascii="Times New Roman" w:hAnsi="Times New Roman" w:cs="Times New Roman"/>
-          <w:color w:val="1F1F1F"/>
-        </w:rPr>
-        <w:t xml:space="preserve"> SDK (</w:t>
-      </w:r>
-      <w:proofErr w:type="spellStart"/>
-      <w:r>
-        <w:rPr>
-          <w:rFonts w:ascii="Times New Roman" w:hAnsi="Times New Roman" w:cs="Times New Roman"/>
-          <w:color w:val="1F1F1F"/>
-        </w:rPr>
-        <w:t>Future</w:t>
-      </w:r>
-      <w:proofErr w:type="spellEnd"/>
-      <w:r>
-        <w:rPr>
-          <w:rFonts w:ascii="Times New Roman" w:hAnsi="Times New Roman" w:cs="Times New Roman"/>
-          <w:color w:val="1F1F1F"/>
-        </w:rPr>
-        <w:t xml:space="preserve"> </w:t>
-      </w:r>
-      <w:proofErr w:type="spellStart"/>
-      <w:r>
-        <w:rPr>
-          <w:rFonts w:ascii="Times New Roman" w:hAnsi="Times New Roman" w:cs="Times New Roman"/>
-          <w:color w:val="1F1F1F"/>
-        </w:rPr>
-        <w:t>Stage</w:t>
-      </w:r>
-      <w:proofErr w:type="spellEnd"/>
-      <w:r>
-        <w:rPr>
-          <w:rFonts w:ascii="Times New Roman" w:hAnsi="Times New Roman" w:cs="Times New Roman"/>
-          <w:color w:val="1F1F1F"/>
-        </w:rPr>
-        <w:t>)</w:t>
+        <w:t>Етап 5: Разработка на Widget SDK (Future Stage)</w:t>
       </w:r>
     </w:p>
     <w:p>
@@ -2614,7 +2502,6 @@
           <w:bCs/>
           <w:color w:val="1F1F1F"/>
         </w:rPr>
-        <w:lastRenderedPageBreak/>
         <w:t>Backend Developer:</w:t>
       </w:r>
       <w:r>
@@ -2905,6 +2792,7 @@
           <w:iCs/>
           <w:color w:val="1F1F1F"/>
         </w:rPr>
+        <w:lastRenderedPageBreak/>
         <w:t>Решение:</w:t>
       </w:r>
       <w:r>
@@ -3097,7 +2985,6 @@
           <w:color w:val="1F1F1F"/>
           <w:sz w:val="24"/>
         </w:rPr>
-        <w:lastRenderedPageBreak/>
         <w:t>4.4. Логическо и функционално описание на решението</w:t>
       </w:r>
     </w:p>
@@ -3251,8 +3138,9 @@
           <w:color w:val="1F1F1F"/>
           <w14:ligatures w14:val="standardContextual"/>
         </w:rPr>
+        <w:lastRenderedPageBreak/>
         <w:drawing>
-          <wp:inline distT="0" distB="0" distL="0" distR="0" wp14:anchorId="34BC8399" wp14:editId="09D851A9">
+          <wp:inline distT="0" distB="0" distL="0" distR="0" wp14:anchorId="34BC8399" wp14:editId="05CCBAFA">
             <wp:extent cx="6271895" cy="4514215"/>
             <wp:effectExtent l="0" t="0" r="1905" b="0"/>
             <wp:docPr id="584536233" name="Picture 32"/>
@@ -3424,7 +3312,6 @@
         <w:rPr>
           <w:color w:val="1F1F1F"/>
         </w:rPr>
-        <w:lastRenderedPageBreak/>
         <w:t>Включва страници за: Календар, Клиенти, Услуги, Екип и Настройки.</w:t>
       </w:r>
     </w:p>
@@ -3455,10 +3342,9 @@
         <w:pStyle w:val="NormalWeb"/>
         <w:numPr>
           <w:ilvl w:val="0"/>
-          <w:numId w:val="43"/>
+          <w:numId w:val="38"/>
         </w:numPr>
         <w:spacing w:before="0" w:beforeAutospacing="0" w:after="0" w:afterAutospacing="0" w:line="360" w:lineRule="auto"/>
-        <w:ind w:left="480"/>
         <w:jc w:val="both"/>
         <w:textAlignment w:val="baseline"/>
         <w:rPr>
@@ -3613,8 +3499,1025 @@
         <w:rPr>
           <w:color w:val="1F1F1F"/>
         </w:rPr>
+        <w:lastRenderedPageBreak/>
         <w:t>Предназначение: Библиотека за вграждане, която ще позволи на клиентите да резервират час директно от сайта на салона/клиниката, без да бъдат пренасочвани.</w:t>
       </w:r>
+    </w:p>
+    <w:p>
+      <w:pPr>
+        <w:pStyle w:val="NormalWeb"/>
+        <w:spacing w:before="0" w:beforeAutospacing="0" w:after="120" w:afterAutospacing="0" w:line="360" w:lineRule="auto"/>
+        <w:ind w:left="360"/>
+        <w:jc w:val="both"/>
+        <w:textAlignment w:val="baseline"/>
+      </w:pPr>
+      <w:r>
+        <w:rPr>
+          <w:color w:val="1F1F1F"/>
+          <w:lang w:val="bg-BG"/>
+        </w:rPr>
+        <w:t xml:space="preserve">4. </w:t>
+      </w:r>
+      <w:r>
+        <w:rPr>
+          <w:b/>
+          <w:bCs/>
+          <w:color w:val="1F1F1F"/>
+          <w:lang w:val="en-US"/>
+        </w:rPr>
+        <w:t xml:space="preserve">Multi-Organization </w:t>
+      </w:r>
+      <w:r>
+        <w:rPr>
+          <w:b/>
+          <w:bCs/>
+          <w:color w:val="1F1F1F"/>
+          <w:lang w:val="bg-BG"/>
+        </w:rPr>
+        <w:t>Модул</w:t>
+      </w:r>
+    </w:p>
+    <w:p>
+      <w:pPr>
+        <w:pStyle w:val="NormalWeb"/>
+        <w:numPr>
+          <w:ilvl w:val="0"/>
+          <w:numId w:val="49"/>
+        </w:numPr>
+        <w:spacing w:before="0" w:beforeAutospacing="0" w:after="120" w:afterAutospacing="0" w:line="360" w:lineRule="auto"/>
+        <w:ind w:left="885"/>
+        <w:jc w:val="both"/>
+        <w:textAlignment w:val="baseline"/>
+      </w:pPr>
+      <w:r>
+        <w:t>Системата поддържа множество организации (multi-tenant архитектура), като всеки потребител може:</w:t>
+      </w:r>
+    </w:p>
+    <w:p>
+      <w:pPr>
+        <w:pStyle w:val="NormalWeb"/>
+        <w:numPr>
+          <w:ilvl w:val="0"/>
+          <w:numId w:val="68"/>
+        </w:numPr>
+      </w:pPr>
+      <w:r>
+        <w:t>Да създава нови организации.</w:t>
+      </w:r>
+    </w:p>
+    <w:p>
+      <w:pPr>
+        <w:pStyle w:val="NormalWeb"/>
+        <w:numPr>
+          <w:ilvl w:val="0"/>
+          <w:numId w:val="68"/>
+        </w:numPr>
+      </w:pPr>
+      <w:r>
+        <w:t>Да бъде член на повече от една организация.</w:t>
+      </w:r>
+    </w:p>
+    <w:p>
+      <w:pPr>
+        <w:pStyle w:val="NormalWeb"/>
+        <w:numPr>
+          <w:ilvl w:val="0"/>
+          <w:numId w:val="68"/>
+        </w:numPr>
+      </w:pPr>
+      <w:r>
+        <w:t>Да превключва активната организация.</w:t>
+      </w:r>
+    </w:p>
+    <w:p>
+      <w:pPr>
+        <w:pStyle w:val="NormalWeb"/>
+        <w:numPr>
+          <w:ilvl w:val="0"/>
+          <w:numId w:val="68"/>
+        </w:numPr>
+      </w:pPr>
+      <w:r>
+        <w:t>Да работи в изолирана среда с отделна база данни за всяка организация.</w:t>
+      </w:r>
+    </w:p>
+    <w:p>
+      <w:pPr>
+        <w:pStyle w:val="NormalWeb"/>
+        <w:ind w:left="720"/>
+        <w:rPr>
+          <w:lang w:val="bg-BG"/>
+        </w:rPr>
+      </w:pPr>
+      <w:r>
+        <w:t>Избраната организация се съхранява в централен state store и се използва за всички заявки към backend системата.</w:t>
+      </w:r>
+    </w:p>
+    <w:p>
+      <w:pPr>
+        <w:pStyle w:val="NormalWeb"/>
+        <w:numPr>
+          <w:ilvl w:val="0"/>
+          <w:numId w:val="18"/>
+        </w:numPr>
+        <w:rPr>
+          <w:b/>
+          <w:bCs/>
+          <w:lang w:val="bg-BG"/>
+        </w:rPr>
+      </w:pPr>
+      <w:r>
+        <w:rPr>
+          <w:b/>
+          <w:bCs/>
+          <w:lang w:val="bg-BG"/>
+        </w:rPr>
+        <w:t>Billing и Feature Enforcement Модул</w:t>
+      </w:r>
+    </w:p>
+    <w:p>
+      <w:pPr>
+        <w:pStyle w:val="NormalWeb"/>
+        <w:ind w:left="720"/>
+        <w:rPr>
+          <w:lang w:val="en-BG"/>
+        </w:rPr>
+      </w:pPr>
+      <w:r>
+        <w:t>Flowpoint включва система за абонаментни планове, чрез която се контролира достъпът до функционалности като:</w:t>
+      </w:r>
+    </w:p>
+    <w:p>
+      <w:pPr>
+        <w:pStyle w:val="NormalWeb"/>
+        <w:numPr>
+          <w:ilvl w:val="0"/>
+          <w:numId w:val="69"/>
+        </w:numPr>
+        <w:tabs>
+          <w:tab w:val="clear" w:pos="720"/>
+          <w:tab w:val="num" w:pos="1440"/>
+        </w:tabs>
+        <w:ind w:left="1440"/>
+      </w:pPr>
+      <w:r>
+        <w:t>CRM модул</w:t>
+      </w:r>
+    </w:p>
+    <w:p>
+      <w:pPr>
+        <w:pStyle w:val="NormalWeb"/>
+        <w:numPr>
+          <w:ilvl w:val="0"/>
+          <w:numId w:val="69"/>
+        </w:numPr>
+        <w:tabs>
+          <w:tab w:val="clear" w:pos="720"/>
+          <w:tab w:val="num" w:pos="1440"/>
+        </w:tabs>
+        <w:ind w:left="1440"/>
+      </w:pPr>
+      <w:r>
+        <w:t>API достъп</w:t>
+      </w:r>
+    </w:p>
+    <w:p>
+      <w:pPr>
+        <w:pStyle w:val="NormalWeb"/>
+        <w:numPr>
+          <w:ilvl w:val="0"/>
+          <w:numId w:val="69"/>
+        </w:numPr>
+        <w:tabs>
+          <w:tab w:val="clear" w:pos="720"/>
+          <w:tab w:val="num" w:pos="1440"/>
+        </w:tabs>
+        <w:ind w:left="1440"/>
+      </w:pPr>
+      <w:r>
+        <w:t>Webhooks</w:t>
+      </w:r>
+    </w:p>
+    <w:p>
+      <w:pPr>
+        <w:pStyle w:val="NormalWeb"/>
+        <w:numPr>
+          <w:ilvl w:val="0"/>
+          <w:numId w:val="69"/>
+        </w:numPr>
+        <w:tabs>
+          <w:tab w:val="clear" w:pos="720"/>
+          <w:tab w:val="num" w:pos="1440"/>
+        </w:tabs>
+        <w:ind w:left="1440"/>
+      </w:pPr>
+      <w:r>
+        <w:t>Ограничение на броя членове</w:t>
+      </w:r>
+    </w:p>
+    <w:p>
+      <w:pPr>
+        <w:pStyle w:val="NormalWeb"/>
+        <w:ind w:left="720"/>
+        <w:rPr>
+          <w:lang w:val="bg-BG"/>
+        </w:rPr>
+      </w:pPr>
+      <w:r>
+        <w:t>При липса на активен план се активира механизъм “BILLING_REQUIRED”, който ограничава достъпа до съответните функционалности.</w:t>
+      </w:r>
+    </w:p>
+    <w:p>
+      <w:pPr>
+        <w:pStyle w:val="NormalWeb"/>
+        <w:numPr>
+          <w:ilvl w:val="0"/>
+          <w:numId w:val="18"/>
+        </w:numPr>
+        <w:rPr>
+          <w:lang w:val="bg-BG"/>
+        </w:rPr>
+      </w:pPr>
+      <w:r>
+        <w:rPr>
+          <w:b/>
+          <w:bCs/>
+          <w:lang w:val="en-US"/>
+        </w:rPr>
+        <w:t xml:space="preserve">Notification System </w:t>
+      </w:r>
+      <w:r>
+        <w:rPr>
+          <w:b/>
+          <w:bCs/>
+          <w:lang w:val="bg-BG"/>
+        </w:rPr>
+        <w:t>Модул</w:t>
+      </w:r>
+    </w:p>
+    <w:p>
+      <w:pPr>
+        <w:pStyle w:val="NormalWeb"/>
+        <w:ind w:left="720"/>
+        <w:rPr>
+          <w:lang w:val="en-BG"/>
+        </w:rPr>
+      </w:pPr>
+      <w:r>
+        <w:t>Системата разполага с напълно автоматизирана система за нотификации:</w:t>
+      </w:r>
+    </w:p>
+    <w:p>
+      <w:pPr>
+        <w:pStyle w:val="NormalWeb"/>
+        <w:numPr>
+          <w:ilvl w:val="0"/>
+          <w:numId w:val="70"/>
+        </w:numPr>
+        <w:tabs>
+          <w:tab w:val="clear" w:pos="720"/>
+          <w:tab w:val="num" w:pos="1440"/>
+        </w:tabs>
+        <w:ind w:left="1440"/>
+      </w:pPr>
+      <w:r>
+        <w:t>Незабавно изпращане на потвърждение след резервация.</w:t>
+      </w:r>
+    </w:p>
+    <w:p>
+      <w:pPr>
+        <w:pStyle w:val="NormalWeb"/>
+        <w:numPr>
+          <w:ilvl w:val="0"/>
+          <w:numId w:val="70"/>
+        </w:numPr>
+        <w:tabs>
+          <w:tab w:val="clear" w:pos="720"/>
+          <w:tab w:val="num" w:pos="1440"/>
+        </w:tabs>
+        <w:ind w:left="1440"/>
+      </w:pPr>
+      <w:r>
+        <w:t>Имейл към отговорния служител.</w:t>
+      </w:r>
+    </w:p>
+    <w:p>
+      <w:pPr>
+        <w:pStyle w:val="NormalWeb"/>
+        <w:numPr>
+          <w:ilvl w:val="0"/>
+          <w:numId w:val="70"/>
+        </w:numPr>
+        <w:tabs>
+          <w:tab w:val="clear" w:pos="720"/>
+          <w:tab w:val="num" w:pos="1440"/>
+        </w:tabs>
+        <w:ind w:left="1440"/>
+      </w:pPr>
+      <w:r>
+        <w:t>Планирани напомняния преди часа.</w:t>
+      </w:r>
+    </w:p>
+    <w:p>
+      <w:pPr>
+        <w:pStyle w:val="NormalWeb"/>
+        <w:numPr>
+          <w:ilvl w:val="0"/>
+          <w:numId w:val="70"/>
+        </w:numPr>
+        <w:tabs>
+          <w:tab w:val="clear" w:pos="720"/>
+          <w:tab w:val="num" w:pos="1440"/>
+        </w:tabs>
+        <w:ind w:left="1440"/>
+      </w:pPr>
+      <w:r>
+        <w:t>Имейл за ревю след приключване.</w:t>
+      </w:r>
+    </w:p>
+    <w:p>
+      <w:pPr>
+        <w:pStyle w:val="NormalWeb"/>
+        <w:numPr>
+          <w:ilvl w:val="0"/>
+          <w:numId w:val="70"/>
+        </w:numPr>
+        <w:tabs>
+          <w:tab w:val="clear" w:pos="720"/>
+          <w:tab w:val="num" w:pos="1440"/>
+        </w:tabs>
+        <w:ind w:left="1440"/>
+      </w:pPr>
+      <w:r>
+        <w:t>Имейл за повторна резервация.</w:t>
+      </w:r>
+    </w:p>
+    <w:p>
+      <w:pPr>
+        <w:pStyle w:val="NormalWeb"/>
+        <w:ind w:left="720"/>
+        <w:rPr>
+          <w:lang w:val="bg-BG"/>
+        </w:rPr>
+      </w:pPr>
+      <w:r>
+        <w:t>Планираните събития се обработват асинхронно чрез Cloud Tasks.</w:t>
+      </w:r>
+    </w:p>
+    <w:p>
+      <w:pPr>
+        <w:pStyle w:val="Heading3"/>
+        <w:numPr>
+          <w:ilvl w:val="0"/>
+          <w:numId w:val="18"/>
+        </w:numPr>
+        <w:rPr>
+          <w:rFonts w:ascii="Times New Roman" w:hAnsi="Times New Roman" w:cs="Times New Roman"/>
+          <w:b/>
+          <w:bCs/>
+          <w:color w:val="auto"/>
+          <w:lang w:val="en-BG" w:eastAsia="en-GB"/>
+        </w:rPr>
+      </w:pPr>
+      <w:r>
+        <w:rPr>
+          <w:rFonts w:ascii="Times New Roman" w:hAnsi="Times New Roman" w:cs="Times New Roman"/>
+          <w:b/>
+          <w:bCs/>
+        </w:rPr>
+        <w:t>Email Template Engine</w:t>
+      </w:r>
+    </w:p>
+    <w:p>
+      <w:pPr>
+        <w:pStyle w:val="NormalWeb"/>
+      </w:pPr>
+      <w:r>
+        <w:t>Организациите могат да персонализират имейл шаблоните чрез редактор.</w:t>
+      </w:r>
+    </w:p>
+    <w:p>
+      <w:pPr>
+        <w:pStyle w:val="NormalWeb"/>
+      </w:pPr>
+      <w:r>
+        <w:t>Поддържат се:</w:t>
+      </w:r>
+    </w:p>
+    <w:p>
+      <w:pPr>
+        <w:pStyle w:val="NormalWeb"/>
+        <w:numPr>
+          <w:ilvl w:val="0"/>
+          <w:numId w:val="71"/>
+        </w:numPr>
+      </w:pPr>
+      <w:r>
+        <w:t>Динамични променливи (например {{customerName}})</w:t>
+      </w:r>
+    </w:p>
+    <w:p>
+      <w:pPr>
+        <w:pStyle w:val="NormalWeb"/>
+        <w:numPr>
+          <w:ilvl w:val="0"/>
+          <w:numId w:val="71"/>
+        </w:numPr>
+      </w:pPr>
+      <w:r>
+        <w:t>Условни секции ({{#if ...}})</w:t>
+      </w:r>
+    </w:p>
+    <w:p>
+      <w:pPr>
+        <w:pStyle w:val="NormalWeb"/>
+        <w:numPr>
+          <w:ilvl w:val="0"/>
+          <w:numId w:val="71"/>
+        </w:numPr>
+      </w:pPr>
+      <w:r>
+        <w:lastRenderedPageBreak/>
+        <w:t>Различни типове имейли – потвърждение, напомняне, ревю, повторна резервация.</w:t>
+      </w:r>
+    </w:p>
+    <w:p>
+      <w:r>
+        <w:rPr>
+          <w:noProof/>
+        </w:rPr>
+        <w:pict w14:anchorId="62E164A1">
+          <v:rect id="_x0000_i1030" alt="" style="width:445pt;height:.05pt;mso-width-percent:0;mso-height-percent:0;mso-width-percent:0;mso-height-percent:0" o:hrpct="986" o:hralign="center" o:hrstd="t" o:hr="t" fillcolor="#a0a0a0" stroked="f"/>
+        </w:pict>
+      </w:r>
+    </w:p>
+    <w:p>
+      <w:pPr>
+        <w:pStyle w:val="Heading3"/>
+      </w:pPr>
+      <w:r>
+        <w:t>Webhook System</w:t>
+      </w:r>
+    </w:p>
+    <w:p>
+      <w:pPr>
+        <w:pStyle w:val="NormalWeb"/>
+      </w:pPr>
+      <w:r>
+        <w:t>Системата позволява създаване на webhook абонаменти към външни системи.</w:t>
+      </w:r>
+    </w:p>
+    <w:p>
+      <w:pPr>
+        <w:pStyle w:val="NormalWeb"/>
+      </w:pPr>
+      <w:r>
+        <w:t>При събития като:</w:t>
+      </w:r>
+    </w:p>
+    <w:p>
+      <w:pPr>
+        <w:pStyle w:val="NormalWeb"/>
+        <w:numPr>
+          <w:ilvl w:val="0"/>
+          <w:numId w:val="72"/>
+        </w:numPr>
+      </w:pPr>
+      <w:r>
+        <w:t>Създаване/редакция на резервация</w:t>
+      </w:r>
+    </w:p>
+    <w:p>
+      <w:pPr>
+        <w:pStyle w:val="NormalWeb"/>
+        <w:numPr>
+          <w:ilvl w:val="0"/>
+          <w:numId w:val="72"/>
+        </w:numPr>
+      </w:pPr>
+      <w:r>
+        <w:t>Промяна на статус</w:t>
+      </w:r>
+    </w:p>
+    <w:p>
+      <w:pPr>
+        <w:pStyle w:val="NormalWeb"/>
+        <w:numPr>
+          <w:ilvl w:val="0"/>
+          <w:numId w:val="72"/>
+        </w:numPr>
+      </w:pPr>
+      <w:r>
+        <w:t>Създаване на клиент</w:t>
+      </w:r>
+    </w:p>
+    <w:p>
+      <w:pPr>
+        <w:pStyle w:val="NormalWeb"/>
+      </w:pPr>
+      <w:r>
+        <w:t>се изпраща подписана (HMAC SHA-256) заявка към външния endpoint.</w:t>
+      </w:r>
+    </w:p>
+    <w:p>
+      <w:r>
+        <w:rPr>
+          <w:noProof/>
+        </w:rPr>
+        <w:pict w14:anchorId="7BDE5A03">
+          <v:rect id="_x0000_i1029" alt="" style="width:445pt;height:.05pt;mso-width-percent:0;mso-height-percent:0;mso-width-percent:0;mso-height-percent:0" o:hrpct="986" o:hralign="center" o:hrstd="t" o:hr="t" fillcolor="#a0a0a0" stroked="f"/>
+        </w:pict>
+      </w:r>
+    </w:p>
+    <w:p>
+      <w:pPr>
+        <w:pStyle w:val="Heading3"/>
+      </w:pPr>
+      <w:r>
+        <w:t>Calendar Sync Модул</w:t>
+      </w:r>
+    </w:p>
+    <w:p>
+      <w:pPr>
+        <w:pStyle w:val="NormalWeb"/>
+      </w:pPr>
+      <w:r>
+        <w:t>Интеграция с Google Calendar чрез OAuth 2.0.</w:t>
+      </w:r>
+    </w:p>
+    <w:p>
+      <w:pPr>
+        <w:pStyle w:val="NormalWeb"/>
+      </w:pPr>
+      <w:r>
+        <w:t>Функционалности:</w:t>
+      </w:r>
+    </w:p>
+    <w:p>
+      <w:pPr>
+        <w:pStyle w:val="NormalWeb"/>
+        <w:numPr>
+          <w:ilvl w:val="0"/>
+          <w:numId w:val="73"/>
+        </w:numPr>
+      </w:pPr>
+      <w:r>
+        <w:t>Двупосочна синхронизация.</w:t>
+      </w:r>
+    </w:p>
+    <w:p>
+      <w:pPr>
+        <w:pStyle w:val="NormalWeb"/>
+        <w:numPr>
+          <w:ilvl w:val="0"/>
+          <w:numId w:val="73"/>
+        </w:numPr>
+      </w:pPr>
+      <w:r>
+        <w:t>Автоматично създаване/обновяване/изтриване на събития.</w:t>
+      </w:r>
+    </w:p>
+    <w:p>
+      <w:pPr>
+        <w:pStyle w:val="NormalWeb"/>
+        <w:numPr>
+          <w:ilvl w:val="0"/>
+          <w:numId w:val="73"/>
+        </w:numPr>
+      </w:pPr>
+      <w:r>
+        <w:t>Генериране на публичен ICS фийд.</w:t>
+      </w:r>
+    </w:p>
+    <w:p>
+      <w:pPr>
+        <w:pStyle w:val="NormalWeb"/>
+        <w:numPr>
+          <w:ilvl w:val="0"/>
+          <w:numId w:val="73"/>
+        </w:numPr>
+      </w:pPr>
+      <w:r>
+        <w:t>Backfill синхронизация на вече съществуващи резервации.</w:t>
+      </w:r>
+    </w:p>
+    <w:p>
+      <w:r>
+        <w:rPr>
+          <w:noProof/>
+        </w:rPr>
+        <w:pict w14:anchorId="1C302A04">
+          <v:rect id="_x0000_i1028" alt="" style="width:445pt;height:.05pt;mso-width-percent:0;mso-height-percent:0;mso-width-percent:0;mso-height-percent:0" o:hrpct="986" o:hralign="center" o:hrstd="t" o:hr="t" fillcolor="#a0a0a0" stroked="f"/>
+        </w:pict>
+      </w:r>
+    </w:p>
+    <w:p>
+      <w:pPr>
+        <w:pStyle w:val="Heading3"/>
+      </w:pPr>
+      <w:r>
+        <w:t>Public Booking Channels</w:t>
+      </w:r>
+    </w:p>
+    <w:p>
+      <w:pPr>
+        <w:pStyle w:val="Heading4"/>
+      </w:pPr>
+      <w:r>
+        <w:t>Embeddable SDK</w:t>
+      </w:r>
+    </w:p>
+    <w:p>
+      <w:pPr>
+        <w:pStyle w:val="NormalWeb"/>
+      </w:pPr>
+      <w:r>
+        <w:t>Реализиран JavaScript SDK, който позволява:</w:t>
+      </w:r>
+    </w:p>
+    <w:p>
+      <w:pPr>
+        <w:pStyle w:val="NormalWeb"/>
+        <w:numPr>
+          <w:ilvl w:val="0"/>
+          <w:numId w:val="74"/>
+        </w:numPr>
+      </w:pPr>
+      <w:r>
+        <w:t>Вграждане на форма за резервации чрез &lt;script&gt; таг.</w:t>
+      </w:r>
+    </w:p>
+    <w:p>
+      <w:pPr>
+        <w:pStyle w:val="NormalWeb"/>
+        <w:numPr>
+          <w:ilvl w:val="0"/>
+          <w:numId w:val="74"/>
+        </w:numPr>
+      </w:pPr>
+      <w:r>
+        <w:t>Зареждане на услуги и наличности в реално време.</w:t>
+      </w:r>
+    </w:p>
+    <w:p>
+      <w:pPr>
+        <w:pStyle w:val="NormalWeb"/>
+        <w:numPr>
+          <w:ilvl w:val="0"/>
+          <w:numId w:val="74"/>
+        </w:numPr>
+      </w:pPr>
+      <w:r>
+        <w:t>Директна резервация чрез публичен API endpoint.</w:t>
+      </w:r>
+    </w:p>
+    <w:p>
+      <w:pPr>
+        <w:pStyle w:val="NormalWeb"/>
+        <w:numPr>
+          <w:ilvl w:val="0"/>
+          <w:numId w:val="74"/>
+        </w:numPr>
+      </w:pPr>
+      <w:r>
+        <w:t>Пълна CORS поддръжка.</w:t>
+      </w:r>
+    </w:p>
+    <w:p>
+      <w:pPr>
+        <w:pStyle w:val="Heading4"/>
+      </w:pPr>
+      <w:r>
+        <w:t>Multi-tenant Landing Pages</w:t>
+      </w:r>
+    </w:p>
+    <w:p>
+      <w:pPr>
+        <w:pStyle w:val="NormalWeb"/>
+      </w:pPr>
+      <w:r>
+        <w:t>Всяка организация може да активира публична страница със собствен slug.</w:t>
+      </w:r>
+    </w:p>
+    <w:p>
+      <w:pPr>
+        <w:pStyle w:val="NormalWeb"/>
+      </w:pPr>
+      <w:r>
+        <w:t>Поддържа се:</w:t>
+      </w:r>
+    </w:p>
+    <w:p>
+      <w:pPr>
+        <w:pStyle w:val="NormalWeb"/>
+        <w:numPr>
+          <w:ilvl w:val="0"/>
+          <w:numId w:val="75"/>
+        </w:numPr>
+      </w:pPr>
+      <w:r>
+        <w:t>Конфигурация на брандинг</w:t>
+      </w:r>
+    </w:p>
+    <w:p>
+      <w:pPr>
+        <w:pStyle w:val="NormalWeb"/>
+        <w:numPr>
+          <w:ilvl w:val="0"/>
+          <w:numId w:val="75"/>
+        </w:numPr>
+      </w:pPr>
+      <w:r>
+        <w:t>SEO настройки</w:t>
+      </w:r>
+    </w:p>
+    <w:p>
+      <w:pPr>
+        <w:pStyle w:val="NormalWeb"/>
+        <w:numPr>
+          <w:ilvl w:val="0"/>
+          <w:numId w:val="75"/>
+        </w:numPr>
+      </w:pPr>
+      <w:r>
+        <w:t>Hero секция</w:t>
+      </w:r>
+    </w:p>
+    <w:p>
+      <w:pPr>
+        <w:pStyle w:val="NormalWeb"/>
+        <w:numPr>
+          <w:ilvl w:val="0"/>
+          <w:numId w:val="75"/>
+        </w:numPr>
+      </w:pPr>
+      <w:r>
+        <w:t>Галерия</w:t>
+      </w:r>
+    </w:p>
+    <w:p>
+      <w:pPr>
+        <w:pStyle w:val="NormalWeb"/>
+        <w:numPr>
+          <w:ilvl w:val="0"/>
+          <w:numId w:val="75"/>
+        </w:numPr>
+      </w:pPr>
+      <w:r>
+        <w:t>Testimonials</w:t>
+      </w:r>
+    </w:p>
+    <w:p>
+      <w:pPr>
+        <w:pStyle w:val="NormalWeb"/>
+        <w:numPr>
+          <w:ilvl w:val="0"/>
+          <w:numId w:val="75"/>
+        </w:numPr>
+      </w:pPr>
+      <w:r>
+        <w:lastRenderedPageBreak/>
+        <w:t>Социални мрежи</w:t>
+      </w:r>
+    </w:p>
+    <w:p>
+      <w:pPr>
+        <w:pStyle w:val="NormalWeb"/>
+        <w:numPr>
+          <w:ilvl w:val="0"/>
+          <w:numId w:val="75"/>
+        </w:numPr>
+      </w:pPr>
+      <w:r>
+        <w:t>Публикуване/деактивиране на страницата</w:t>
+      </w:r>
+    </w:p>
+    <w:p>
+      <w:r>
+        <w:rPr>
+          <w:noProof/>
+        </w:rPr>
+        <w:pict w14:anchorId="7EC897C4">
+          <v:rect id="_x0000_i1027" alt="" style="width:445pt;height:.05pt;mso-width-percent:0;mso-height-percent:0;mso-width-percent:0;mso-height-percent:0" o:hrpct="986" o:hralign="center" o:hrstd="t" o:hr="t" fillcolor="#a0a0a0" stroked="f"/>
+        </w:pict>
+      </w:r>
+    </w:p>
+    <w:p>
+      <w:pPr>
+        <w:pStyle w:val="Heading3"/>
+      </w:pPr>
+      <w:r>
+        <w:t>Review Capture Page</w:t>
+      </w:r>
+    </w:p>
+    <w:p>
+      <w:pPr>
+        <w:pStyle w:val="NormalWeb"/>
+      </w:pPr>
+      <w:r>
+        <w:t>Публична страница за събиране на клиентски ревюта.</w:t>
+      </w:r>
+    </w:p>
+    <w:p>
+      <w:pPr>
+        <w:pStyle w:val="NormalWeb"/>
+      </w:pPr>
+      <w:r>
+        <w:t>Функционалности:</w:t>
+      </w:r>
+    </w:p>
+    <w:p>
+      <w:pPr>
+        <w:pStyle w:val="NormalWeb"/>
+        <w:numPr>
+          <w:ilvl w:val="0"/>
+          <w:numId w:val="76"/>
+        </w:numPr>
+      </w:pPr>
+      <w:r>
+        <w:t>Валидиране чрез appointmentId и organizationId.</w:t>
+      </w:r>
+    </w:p>
+    <w:p>
+      <w:pPr>
+        <w:pStyle w:val="NormalWeb"/>
+        <w:numPr>
+          <w:ilvl w:val="0"/>
+          <w:numId w:val="76"/>
+        </w:numPr>
+      </w:pPr>
+      <w:r>
+        <w:t>Предотвратяване на дублирани ревюта.</w:t>
+      </w:r>
+    </w:p>
+    <w:p>
+      <w:pPr>
+        <w:pStyle w:val="NormalWeb"/>
+        <w:numPr>
+          <w:ilvl w:val="0"/>
+          <w:numId w:val="76"/>
+        </w:numPr>
+      </w:pPr>
+      <w:r>
+        <w:t>Пренасочване към Google Review при 5-звездна оценка.</w:t>
+      </w:r>
+    </w:p>
+    <w:p>
+      <w:r>
+        <w:rPr>
+          <w:noProof/>
+        </w:rPr>
+        <w:pict w14:anchorId="707342DF">
+          <v:rect id="_x0000_i1026" alt="" style="width:445pt;height:.05pt;mso-width-percent:0;mso-height-percent:0;mso-width-percent:0;mso-height-percent:0" o:hrpct="986" o:hralign="center" o:hrstd="t" o:hr="t" fillcolor="#a0a0a0" stroked="f"/>
+        </w:pict>
+      </w:r>
+    </w:p>
+    <w:p>
+      <w:pPr>
+        <w:pStyle w:val="Heading2"/>
+      </w:pPr>
+      <w:r>
+        <w:t>(Добавяне към 4.3. Ниво на сложност)</w:t>
+      </w:r>
+    </w:p>
+    <w:p>
+      <w:pPr>
+        <w:pStyle w:val="Heading3"/>
+      </w:pPr>
+      <w:r>
+        <w:t>Feature-based Authorization</w:t>
+      </w:r>
+    </w:p>
+    <w:p>
+      <w:pPr>
+        <w:pStyle w:val="NormalWeb"/>
+      </w:pPr>
+      <w:r>
+        <w:t>Освен ролева система, проектът включва и feature-based контрол, който динамично проверява:</w:t>
+      </w:r>
+    </w:p>
+    <w:p>
+      <w:pPr>
+        <w:pStyle w:val="NormalWeb"/>
+        <w:numPr>
+          <w:ilvl w:val="0"/>
+          <w:numId w:val="77"/>
+        </w:numPr>
+      </w:pPr>
+      <w:r>
+        <w:t>Активен абонаментен план.</w:t>
+      </w:r>
+    </w:p>
+    <w:p>
+      <w:pPr>
+        <w:pStyle w:val="NormalWeb"/>
+        <w:numPr>
+          <w:ilvl w:val="0"/>
+          <w:numId w:val="77"/>
+        </w:numPr>
+      </w:pPr>
+      <w:r>
+        <w:t>Разрешени функционалности.</w:t>
+      </w:r>
+    </w:p>
+    <w:p>
+      <w:pPr>
+        <w:pStyle w:val="NormalWeb"/>
+        <w:numPr>
+          <w:ilvl w:val="0"/>
+          <w:numId w:val="77"/>
+        </w:numPr>
+      </w:pPr>
+      <w:r>
+        <w:t>Ограничения на ресурсите.</w:t>
+      </w:r>
+    </w:p>
+    <w:p>
+      <w:pPr>
+        <w:pStyle w:val="NormalWeb"/>
+      </w:pPr>
+      <w:r>
+        <w:t>Това добавя допълнителен слой сложност над стандартната RBAC архитектура.</w:t>
+      </w:r>
+    </w:p>
+    <w:p>
+      <w:r>
+        <w:rPr>
+          <w:noProof/>
+        </w:rPr>
+        <w:pict w14:anchorId="10D94AD8">
+          <v:rect id="_x0000_i1025" alt="" style="width:445pt;height:.05pt;mso-width-percent:0;mso-height-percent:0;mso-width-percent:0;mso-height-percent:0" o:hrpct="986" o:hralign="center" o:hrstd="t" o:hr="t" fillcolor="#a0a0a0" stroked="f"/>
+        </w:pict>
+      </w:r>
+    </w:p>
+    <w:p>
+      <w:pPr>
+        <w:pStyle w:val="Heading3"/>
+      </w:pPr>
+      <w:r>
+        <w:t>Публични и частни API канали</w:t>
+      </w:r>
+    </w:p>
+    <w:p>
+      <w:pPr>
+        <w:pStyle w:val="NormalWeb"/>
+      </w:pPr>
+      <w:r>
+        <w:t>Системата разделя API логиката на:</w:t>
+      </w:r>
+    </w:p>
+    <w:p>
+      <w:pPr>
+        <w:pStyle w:val="NormalWeb"/>
+        <w:numPr>
+          <w:ilvl w:val="0"/>
+          <w:numId w:val="78"/>
+        </w:numPr>
+      </w:pPr>
+      <w:r>
+        <w:t>Вътрешен админ API (с автентикация чрез Clerk).</w:t>
+      </w:r>
+    </w:p>
+    <w:p>
+      <w:pPr>
+        <w:pStyle w:val="NormalWeb"/>
+        <w:numPr>
+          <w:ilvl w:val="0"/>
+          <w:numId w:val="78"/>
+        </w:numPr>
+      </w:pPr>
+      <w:r>
+        <w:t>Публичен widget API (CORS защитен).</w:t>
+      </w:r>
+    </w:p>
+    <w:p>
+      <w:pPr>
+        <w:pStyle w:val="NormalWeb"/>
+        <w:numPr>
+          <w:ilvl w:val="0"/>
+          <w:numId w:val="78"/>
+        </w:numPr>
+      </w:pPr>
+      <w:r>
+        <w:t>API-key автентикиран REST API за външни интеграции.</w:t>
+      </w:r>
+    </w:p>
+    <w:p>
+      <w:pPr>
+        <w:pStyle w:val="NormalWeb"/>
+      </w:pPr>
+      <w:r>
+        <w:t>Това изисква внимателно проектиране на сигурността и валидирането на заявките.</w:t>
+      </w:r>
+    </w:p>
+    <w:p>
+      <w:pPr>
+        <w:pStyle w:val="NormalWeb"/>
+        <w:ind w:left="720"/>
+        <w:rPr>
+          <w:lang w:val="bg-BG"/>
+        </w:rPr>
+      </w:pPr>
     </w:p>
     <w:p>
       <w:pPr>
@@ -3630,71 +4533,7 @@
           <w:rFonts w:ascii="Times New Roman" w:hAnsi="Times New Roman" w:cs="Times New Roman"/>
           <w:color w:val="1F1F1F"/>
         </w:rPr>
-        <w:t>Взаимодействия (</w:t>
-      </w:r>
-      <w:proofErr w:type="spellStart"/>
-      <w:r>
-        <w:rPr>
-          <w:rFonts w:ascii="Times New Roman" w:hAnsi="Times New Roman" w:cs="Times New Roman"/>
-          <w:color w:val="1F1F1F"/>
-        </w:rPr>
-        <w:t>Sequence</w:t>
-      </w:r>
-      <w:proofErr w:type="spellEnd"/>
-      <w:r>
-        <w:rPr>
-          <w:rFonts w:ascii="Times New Roman" w:hAnsi="Times New Roman" w:cs="Times New Roman"/>
-          <w:color w:val="1F1F1F"/>
-        </w:rPr>
-        <w:t xml:space="preserve"> </w:t>
-      </w:r>
-      <w:proofErr w:type="spellStart"/>
-      <w:r>
-        <w:rPr>
-          <w:rFonts w:ascii="Times New Roman" w:hAnsi="Times New Roman" w:cs="Times New Roman"/>
-          <w:color w:val="1F1F1F"/>
-        </w:rPr>
-        <w:t>Diagram</w:t>
-      </w:r>
-      <w:proofErr w:type="spellEnd"/>
-      <w:r>
-        <w:rPr>
-          <w:rFonts w:ascii="Times New Roman" w:hAnsi="Times New Roman" w:cs="Times New Roman"/>
-          <w:color w:val="1F1F1F"/>
-        </w:rPr>
-        <w:t xml:space="preserve">: </w:t>
-      </w:r>
-      <w:proofErr w:type="spellStart"/>
-      <w:r>
-        <w:rPr>
-          <w:rFonts w:ascii="Times New Roman" w:hAnsi="Times New Roman" w:cs="Times New Roman"/>
-          <w:color w:val="1F1F1F"/>
-        </w:rPr>
-        <w:t>Booking</w:t>
-      </w:r>
-      <w:proofErr w:type="spellEnd"/>
-      <w:r>
-        <w:rPr>
-          <w:rFonts w:ascii="Times New Roman" w:hAnsi="Times New Roman" w:cs="Times New Roman"/>
-          <w:color w:val="1F1F1F"/>
-        </w:rPr>
-        <w:t xml:space="preserve"> </w:t>
-      </w:r>
-      <w:proofErr w:type="spellStart"/>
-      <w:r>
-        <w:rPr>
-          <w:rFonts w:ascii="Times New Roman" w:hAnsi="Times New Roman" w:cs="Times New Roman"/>
-          <w:color w:val="1F1F1F"/>
-        </w:rPr>
-        <w:t>Flow</w:t>
-      </w:r>
-      <w:proofErr w:type="spellEnd"/>
-      <w:r>
-        <w:rPr>
-          <w:rFonts w:ascii="Times New Roman" w:hAnsi="Times New Roman" w:cs="Times New Roman"/>
-          <w:color w:val="1F1F1F"/>
-        </w:rPr>
-        <w:t>)</w:t>
+        <w:t>Взаимодействия (Sequence Diagram: Booking Flow)</w:t>
       </w:r>
     </w:p>
     <w:p>
@@ -3703,6 +4542,10 @@
         <w:spacing w:before="0" w:beforeAutospacing="0" w:after="240" w:afterAutospacing="0" w:line="360" w:lineRule="auto"/>
         <w:ind w:firstLine="720"/>
         <w:jc w:val="both"/>
+        <w:rPr>
+          <w:color w:val="1F1F1F"/>
+          <w:lang w:val="en-US"/>
+        </w:rPr>
       </w:pPr>
       <w:r>
         <w:rPr>
@@ -3721,6 +4564,7 @@
         <w:rPr>
           <w:color w:val="1F1F1F"/>
         </w:rPr>
+        <w:lastRenderedPageBreak/>
         <w:br/>
       </w:r>
       <w:r>
@@ -3785,7 +4629,6 @@
           <w:color w:val="1F1F1F"/>
           <w:sz w:val="24"/>
         </w:rPr>
-        <w:lastRenderedPageBreak/>
         <w:t>4.5. Реализация</w:t>
       </w:r>
     </w:p>
@@ -4076,6 +4919,7 @@
           <w:iCs/>
           <w:color w:val="1F1F1F"/>
         </w:rPr>
+        <w:lastRenderedPageBreak/>
         <w:t>Алгоритми</w:t>
       </w:r>
     </w:p>
@@ -4346,7 +5190,6 @@
         <w:rPr>
           <w:color w:val="1F1F1F"/>
         </w:rPr>
-        <w:lastRenderedPageBreak/>
         <w:t>Frontend: npm run dev (стартира локален сървър на localhost:5173).</w:t>
       </w:r>
     </w:p>
@@ -4629,6 +5472,7 @@
           <w:color w:val="1F1F1F"/>
           <w:sz w:val="24"/>
         </w:rPr>
+        <w:lastRenderedPageBreak/>
         <w:t>4.7. Заключение</w:t>
       </w:r>
     </w:p>
@@ -4752,6 +5596,9 @@
         <w:spacing w:before="0" w:beforeAutospacing="0" w:after="120" w:afterAutospacing="0" w:line="360" w:lineRule="auto"/>
         <w:ind w:firstLine="720"/>
         <w:jc w:val="both"/>
+        <w:rPr>
+          <w:lang w:val="bg-BG"/>
+        </w:rPr>
       </w:pPr>
       <w:r>
         <w:rPr>
@@ -4765,30 +5612,98 @@
         <w:pStyle w:val="NormalWeb"/>
         <w:numPr>
           <w:ilvl w:val="0"/>
-          <w:numId w:val="67"/>
+          <w:numId w:val="62"/>
         </w:numPr>
-        <w:spacing w:before="0" w:beforeAutospacing="0" w:after="0" w:afterAutospacing="0" w:line="360" w:lineRule="auto"/>
-        <w:ind w:left="480"/>
+        <w:spacing w:before="0" w:beforeAutospacing="0" w:after="120" w:afterAutospacing="0" w:line="360" w:lineRule="auto"/>
         <w:jc w:val="both"/>
-        <w:textAlignment w:val="baseline"/>
-        <w:rPr>
-          <w:color w:val="000000"/>
-        </w:rPr>
       </w:pPr>
       <w:r>
         <w:rPr>
           <w:b/>
           <w:bCs/>
           <w:color w:val="1F1F1F"/>
-        </w:rPr>
-        <w:lastRenderedPageBreak/>
-        <w:t>Завършване на Widget SDK (Приоритет №1):</w:t>
-      </w:r>
-      <w:r>
-        <w:rPr>
-          <w:color w:val="1F1F1F"/>
-        </w:rPr>
-        <w:t xml:space="preserve"> Финализиране на библиотеката за вграждане, което ще позволи масовото разпространение на продукта.</w:t>
+          <w:lang w:val="bg-BG"/>
+        </w:rPr>
+        <w:t>Разширяване</w:t>
+      </w:r>
+      <w:r>
+        <w:rPr>
+          <w:b/>
+          <w:bCs/>
+          <w:color w:val="1F1F1F"/>
+        </w:rPr>
+        <w:t xml:space="preserve"> на Widget SDK </w:t>
+      </w:r>
+      <w:r>
+        <w:rPr>
+          <w:b/>
+          <w:bCs/>
+          <w:color w:val="1F1F1F"/>
+          <w:lang w:val="bg-BG"/>
+        </w:rPr>
+        <w:t>Възможностите</w:t>
+      </w:r>
+      <w:r>
+        <w:rPr>
+          <w:b/>
+          <w:bCs/>
+          <w:color w:val="1F1F1F"/>
+        </w:rPr>
+        <w:t>:</w:t>
+      </w:r>
+      <w:r>
+        <w:rPr>
+          <w:color w:val="1F1F1F"/>
+        </w:rPr>
+        <w:t xml:space="preserve"> </w:t>
+      </w:r>
+    </w:p>
+    <w:p>
+      <w:pPr>
+        <w:pStyle w:val="NormalWeb"/>
+        <w:ind w:firstLine="720"/>
+        <w:rPr>
+          <w:lang w:val="en-BG"/>
+        </w:rPr>
+      </w:pPr>
+      <w:r>
+        <w:rPr>
+          <w:rFonts w:hAnsi="Symbol"/>
+        </w:rPr>
+        <w:t></w:t>
+      </w:r>
+      <w:r>
+        <w:t xml:space="preserve">  Поддръжка на персонализируем UI теми.</w:t>
+      </w:r>
+    </w:p>
+    <w:p>
+      <w:pPr>
+        <w:pStyle w:val="NormalWeb"/>
+        <w:ind w:firstLine="720"/>
+      </w:pPr>
+      <w:r>
+        <w:rPr>
+          <w:rFonts w:hAnsi="Symbol"/>
+        </w:rPr>
+        <w:t></w:t>
+      </w:r>
+      <w:r>
+        <w:t xml:space="preserve">  White-label режим.</w:t>
+      </w:r>
+    </w:p>
+    <w:p>
+      <w:pPr>
+        <w:pStyle w:val="NormalWeb"/>
+        <w:ind w:firstLine="720"/>
+      </w:pPr>
+      <w:r>
+        <w:rPr>
+          <w:rFonts w:hAnsi="Symbol"/>
+        </w:rPr>
+        <w:t></w:t>
+      </w:r>
+      <w:r>
+        <w:t xml:space="preserve">  Поддръжка на онлайн плащания през SDK.</w:t>
       </w:r>
     </w:p>
     <w:p>
@@ -5934,6 +6849,155 @@
     </w:lvl>
   </w:abstractNum>
   <w:abstractNum w:abstractNumId="4" w15:restartNumberingAfterBreak="0">
+    <w:nsid w:val="0AFD3100"/>
+    <w:multiLevelType w:val="multilevel"/>
+    <w:tmpl w:val="F16AF692"/>
+    <w:lvl w:ilvl="0">
+      <w:start w:val="1"/>
+      <w:numFmt w:val="bullet"/>
+      <w:lvlText w:val=""/>
+      <w:lvlJc w:val="left"/>
+      <w:pPr>
+        <w:tabs>
+          <w:tab w:val="num" w:pos="720"/>
+        </w:tabs>
+        <w:ind w:left="720" w:hanging="360"/>
+      </w:pPr>
+      <w:rPr>
+        <w:rFonts w:ascii="Symbol" w:hAnsi="Symbol" w:hint="default"/>
+        <w:sz w:val="20"/>
+      </w:rPr>
+    </w:lvl>
+    <w:lvl w:ilvl="1" w:tentative="1">
+      <w:start w:val="1"/>
+      <w:numFmt w:val="bullet"/>
+      <w:lvlText w:val="o"/>
+      <w:lvlJc w:val="left"/>
+      <w:pPr>
+        <w:tabs>
+          <w:tab w:val="num" w:pos="1440"/>
+        </w:tabs>
+        <w:ind w:left="1440" w:hanging="360"/>
+      </w:pPr>
+      <w:rPr>
+        <w:rFonts w:ascii="Courier New" w:hAnsi="Courier New" w:hint="default"/>
+        <w:sz w:val="20"/>
+      </w:rPr>
+    </w:lvl>
+    <w:lvl w:ilvl="2" w:tentative="1">
+      <w:start w:val="1"/>
+      <w:numFmt w:val="bullet"/>
+      <w:lvlText w:val=""/>
+      <w:lvlJc w:val="left"/>
+      <w:pPr>
+        <w:tabs>
+          <w:tab w:val="num" w:pos="2160"/>
+        </w:tabs>
+        <w:ind w:left="2160" w:hanging="360"/>
+      </w:pPr>
+      <w:rPr>
+        <w:rFonts w:ascii="Wingdings" w:hAnsi="Wingdings" w:hint="default"/>
+        <w:sz w:val="20"/>
+      </w:rPr>
+    </w:lvl>
+    <w:lvl w:ilvl="3" w:tentative="1">
+      <w:start w:val="1"/>
+      <w:numFmt w:val="bullet"/>
+      <w:lvlText w:val=""/>
+      <w:lvlJc w:val="left"/>
+      <w:pPr>
+        <w:tabs>
+          <w:tab w:val="num" w:pos="2880"/>
+        </w:tabs>
+        <w:ind w:left="2880" w:hanging="360"/>
+      </w:pPr>
+      <w:rPr>
+        <w:rFonts w:ascii="Wingdings" w:hAnsi="Wingdings" w:hint="default"/>
+        <w:sz w:val="20"/>
+      </w:rPr>
+    </w:lvl>
+    <w:lvl w:ilvl="4" w:tentative="1">
+      <w:start w:val="1"/>
+      <w:numFmt w:val="bullet"/>
+      <w:lvlText w:val=""/>
+      <w:lvlJc w:val="left"/>
+      <w:pPr>
+        <w:tabs>
+          <w:tab w:val="num" w:pos="3600"/>
+        </w:tabs>
+        <w:ind w:left="3600" w:hanging="360"/>
+      </w:pPr>
+      <w:rPr>
+        <w:rFonts w:ascii="Wingdings" w:hAnsi="Wingdings" w:hint="default"/>
+        <w:sz w:val="20"/>
+      </w:rPr>
+    </w:lvl>
+    <w:lvl w:ilvl="5" w:tentative="1">
+      <w:start w:val="1"/>
+      <w:numFmt w:val="bullet"/>
+      <w:lvlText w:val=""/>
+      <w:lvlJc w:val="left"/>
+      <w:pPr>
+        <w:tabs>
+          <w:tab w:val="num" w:pos="4320"/>
+        </w:tabs>
+        <w:ind w:left="4320" w:hanging="360"/>
+      </w:pPr>
+      <w:rPr>
+        <w:rFonts w:ascii="Wingdings" w:hAnsi="Wingdings" w:hint="default"/>
+        <w:sz w:val="20"/>
+      </w:rPr>
+    </w:lvl>
+    <w:lvl w:ilvl="6" w:tentative="1">
+      <w:start w:val="1"/>
+      <w:numFmt w:val="bullet"/>
+      <w:lvlText w:val=""/>
+      <w:lvlJc w:val="left"/>
+      <w:pPr>
+        <w:tabs>
+          <w:tab w:val="num" w:pos="5040"/>
+        </w:tabs>
+        <w:ind w:left="5040" w:hanging="360"/>
+      </w:pPr>
+      <w:rPr>
+        <w:rFonts w:ascii="Wingdings" w:hAnsi="Wingdings" w:hint="default"/>
+        <w:sz w:val="20"/>
+      </w:rPr>
+    </w:lvl>
+    <w:lvl w:ilvl="7" w:tentative="1">
+      <w:start w:val="1"/>
+      <w:numFmt w:val="bullet"/>
+      <w:lvlText w:val=""/>
+      <w:lvlJc w:val="left"/>
+      <w:pPr>
+        <w:tabs>
+          <w:tab w:val="num" w:pos="5760"/>
+        </w:tabs>
+        <w:ind w:left="5760" w:hanging="360"/>
+      </w:pPr>
+      <w:rPr>
+        <w:rFonts w:ascii="Wingdings" w:hAnsi="Wingdings" w:hint="default"/>
+        <w:sz w:val="20"/>
+      </w:rPr>
+    </w:lvl>
+    <w:lvl w:ilvl="8" w:tentative="1">
+      <w:start w:val="1"/>
+      <w:numFmt w:val="bullet"/>
+      <w:lvlText w:val=""/>
+      <w:lvlJc w:val="left"/>
+      <w:pPr>
+        <w:tabs>
+          <w:tab w:val="num" w:pos="6480"/>
+        </w:tabs>
+        <w:ind w:left="6480" w:hanging="360"/>
+      </w:pPr>
+      <w:rPr>
+        <w:rFonts w:ascii="Wingdings" w:hAnsi="Wingdings" w:hint="default"/>
+        <w:sz w:val="20"/>
+      </w:rPr>
+    </w:lvl>
+  </w:abstractNum>
+  <w:abstractNum w:abstractNumId="5" w15:restartNumberingAfterBreak="0">
     <w:nsid w:val="0C99744D"/>
     <w:multiLevelType w:val="multilevel"/>
     <w:tmpl w:val="15CA50CE"/>
@@ -6082,7 +7146,7 @@
       </w:rPr>
     </w:lvl>
   </w:abstractNum>
-  <w:abstractNum w:abstractNumId="5" w15:restartNumberingAfterBreak="0">
+  <w:abstractNum w:abstractNumId="6" w15:restartNumberingAfterBreak="0">
     <w:nsid w:val="0DE82FF2"/>
     <w:multiLevelType w:val="hybridMultilevel"/>
     <w:tmpl w:val="49F6B924"/>
@@ -6294,7 +7358,7 @@
       </w:rPr>
     </w:lvl>
   </w:abstractNum>
-  <w:abstractNum w:abstractNumId="6" w15:restartNumberingAfterBreak="0">
+  <w:abstractNum w:abstractNumId="7" w15:restartNumberingAfterBreak="0">
     <w:nsid w:val="0F1015C3"/>
     <w:multiLevelType w:val="multilevel"/>
     <w:tmpl w:val="15409A46"/>
@@ -6407,7 +7471,7 @@
       </w:pPr>
     </w:lvl>
   </w:abstractNum>
-  <w:abstractNum w:abstractNumId="7" w15:restartNumberingAfterBreak="0">
+  <w:abstractNum w:abstractNumId="8" w15:restartNumberingAfterBreak="0">
     <w:nsid w:val="100F3004"/>
     <w:multiLevelType w:val="multilevel"/>
     <w:tmpl w:val="AC70D2AE"/>
@@ -6520,7 +7584,7 @@
       </w:pPr>
     </w:lvl>
   </w:abstractNum>
-  <w:abstractNum w:abstractNumId="8" w15:restartNumberingAfterBreak="0">
+  <w:abstractNum w:abstractNumId="9" w15:restartNumberingAfterBreak="0">
     <w:nsid w:val="10B940F2"/>
     <w:multiLevelType w:val="hybridMultilevel"/>
     <w:tmpl w:val="ABD214D4"/>
@@ -6732,7 +7796,7 @@
       </w:rPr>
     </w:lvl>
   </w:abstractNum>
-  <w:abstractNum w:abstractNumId="9" w15:restartNumberingAfterBreak="0">
+  <w:abstractNum w:abstractNumId="10" w15:restartNumberingAfterBreak="0">
     <w:nsid w:val="156A3B3F"/>
     <w:multiLevelType w:val="multilevel"/>
     <w:tmpl w:val="1E782A1C"/>
@@ -6881,7 +7945,7 @@
       </w:rPr>
     </w:lvl>
   </w:abstractNum>
-  <w:abstractNum w:abstractNumId="10" w15:restartNumberingAfterBreak="0">
+  <w:abstractNum w:abstractNumId="11" w15:restartNumberingAfterBreak="0">
     <w:nsid w:val="16AA3D35"/>
     <w:multiLevelType w:val="multilevel"/>
     <w:tmpl w:val="D2F228B6"/>
@@ -7030,7 +8094,7 @@
       </w:rPr>
     </w:lvl>
   </w:abstractNum>
-  <w:abstractNum w:abstractNumId="11" w15:restartNumberingAfterBreak="0">
+  <w:abstractNum w:abstractNumId="12" w15:restartNumberingAfterBreak="0">
     <w:nsid w:val="17B64C69"/>
     <w:multiLevelType w:val="multilevel"/>
     <w:tmpl w:val="3CD41BE0"/>
@@ -7143,7 +8207,156 @@
       </w:pPr>
     </w:lvl>
   </w:abstractNum>
-  <w:abstractNum w:abstractNumId="12" w15:restartNumberingAfterBreak="0">
+  <w:abstractNum w:abstractNumId="13" w15:restartNumberingAfterBreak="0">
+    <w:nsid w:val="19132F7C"/>
+    <w:multiLevelType w:val="multilevel"/>
+    <w:tmpl w:val="BC2C57E6"/>
+    <w:lvl w:ilvl="0">
+      <w:start w:val="1"/>
+      <w:numFmt w:val="bullet"/>
+      <w:lvlText w:val=""/>
+      <w:lvlJc w:val="left"/>
+      <w:pPr>
+        <w:tabs>
+          <w:tab w:val="num" w:pos="720"/>
+        </w:tabs>
+        <w:ind w:left="720" w:hanging="360"/>
+      </w:pPr>
+      <w:rPr>
+        <w:rFonts w:ascii="Symbol" w:hAnsi="Symbol" w:hint="default"/>
+        <w:sz w:val="20"/>
+      </w:rPr>
+    </w:lvl>
+    <w:lvl w:ilvl="1" w:tentative="1">
+      <w:start w:val="1"/>
+      <w:numFmt w:val="bullet"/>
+      <w:lvlText w:val="o"/>
+      <w:lvlJc w:val="left"/>
+      <w:pPr>
+        <w:tabs>
+          <w:tab w:val="num" w:pos="1440"/>
+        </w:tabs>
+        <w:ind w:left="1440" w:hanging="360"/>
+      </w:pPr>
+      <w:rPr>
+        <w:rFonts w:ascii="Courier New" w:hAnsi="Courier New" w:hint="default"/>
+        <w:sz w:val="20"/>
+      </w:rPr>
+    </w:lvl>
+    <w:lvl w:ilvl="2" w:tentative="1">
+      <w:start w:val="1"/>
+      <w:numFmt w:val="bullet"/>
+      <w:lvlText w:val=""/>
+      <w:lvlJc w:val="left"/>
+      <w:pPr>
+        <w:tabs>
+          <w:tab w:val="num" w:pos="2160"/>
+        </w:tabs>
+        <w:ind w:left="2160" w:hanging="360"/>
+      </w:pPr>
+      <w:rPr>
+        <w:rFonts w:ascii="Wingdings" w:hAnsi="Wingdings" w:hint="default"/>
+        <w:sz w:val="20"/>
+      </w:rPr>
+    </w:lvl>
+    <w:lvl w:ilvl="3" w:tentative="1">
+      <w:start w:val="1"/>
+      <w:numFmt w:val="bullet"/>
+      <w:lvlText w:val=""/>
+      <w:lvlJc w:val="left"/>
+      <w:pPr>
+        <w:tabs>
+          <w:tab w:val="num" w:pos="2880"/>
+        </w:tabs>
+        <w:ind w:left="2880" w:hanging="360"/>
+      </w:pPr>
+      <w:rPr>
+        <w:rFonts w:ascii="Wingdings" w:hAnsi="Wingdings" w:hint="default"/>
+        <w:sz w:val="20"/>
+      </w:rPr>
+    </w:lvl>
+    <w:lvl w:ilvl="4" w:tentative="1">
+      <w:start w:val="1"/>
+      <w:numFmt w:val="bullet"/>
+      <w:lvlText w:val=""/>
+      <w:lvlJc w:val="left"/>
+      <w:pPr>
+        <w:tabs>
+          <w:tab w:val="num" w:pos="3600"/>
+        </w:tabs>
+        <w:ind w:left="3600" w:hanging="360"/>
+      </w:pPr>
+      <w:rPr>
+        <w:rFonts w:ascii="Wingdings" w:hAnsi="Wingdings" w:hint="default"/>
+        <w:sz w:val="20"/>
+      </w:rPr>
+    </w:lvl>
+    <w:lvl w:ilvl="5" w:tentative="1">
+      <w:start w:val="1"/>
+      <w:numFmt w:val="bullet"/>
+      <w:lvlText w:val=""/>
+      <w:lvlJc w:val="left"/>
+      <w:pPr>
+        <w:tabs>
+          <w:tab w:val="num" w:pos="4320"/>
+        </w:tabs>
+        <w:ind w:left="4320" w:hanging="360"/>
+      </w:pPr>
+      <w:rPr>
+        <w:rFonts w:ascii="Wingdings" w:hAnsi="Wingdings" w:hint="default"/>
+        <w:sz w:val="20"/>
+      </w:rPr>
+    </w:lvl>
+    <w:lvl w:ilvl="6" w:tentative="1">
+      <w:start w:val="1"/>
+      <w:numFmt w:val="bullet"/>
+      <w:lvlText w:val=""/>
+      <w:lvlJc w:val="left"/>
+      <w:pPr>
+        <w:tabs>
+          <w:tab w:val="num" w:pos="5040"/>
+        </w:tabs>
+        <w:ind w:left="5040" w:hanging="360"/>
+      </w:pPr>
+      <w:rPr>
+        <w:rFonts w:ascii="Wingdings" w:hAnsi="Wingdings" w:hint="default"/>
+        <w:sz w:val="20"/>
+      </w:rPr>
+    </w:lvl>
+    <w:lvl w:ilvl="7" w:tentative="1">
+      <w:start w:val="1"/>
+      <w:numFmt w:val="bullet"/>
+      <w:lvlText w:val=""/>
+      <w:lvlJc w:val="left"/>
+      <w:pPr>
+        <w:tabs>
+          <w:tab w:val="num" w:pos="5760"/>
+        </w:tabs>
+        <w:ind w:left="5760" w:hanging="360"/>
+      </w:pPr>
+      <w:rPr>
+        <w:rFonts w:ascii="Wingdings" w:hAnsi="Wingdings" w:hint="default"/>
+        <w:sz w:val="20"/>
+      </w:rPr>
+    </w:lvl>
+    <w:lvl w:ilvl="8" w:tentative="1">
+      <w:start w:val="1"/>
+      <w:numFmt w:val="bullet"/>
+      <w:lvlText w:val=""/>
+      <w:lvlJc w:val="left"/>
+      <w:pPr>
+        <w:tabs>
+          <w:tab w:val="num" w:pos="6480"/>
+        </w:tabs>
+        <w:ind w:left="6480" w:hanging="360"/>
+      </w:pPr>
+      <w:rPr>
+        <w:rFonts w:ascii="Wingdings" w:hAnsi="Wingdings" w:hint="default"/>
+        <w:sz w:val="20"/>
+      </w:rPr>
+    </w:lvl>
+  </w:abstractNum>
+  <w:abstractNum w:abstractNumId="14" w15:restartNumberingAfterBreak="0">
     <w:nsid w:val="1A4B5F61"/>
     <w:multiLevelType w:val="multilevel"/>
     <w:tmpl w:val="BACEE8A4"/>
@@ -7256,7 +8469,7 @@
       </w:pPr>
     </w:lvl>
   </w:abstractNum>
-  <w:abstractNum w:abstractNumId="13" w15:restartNumberingAfterBreak="0">
+  <w:abstractNum w:abstractNumId="15" w15:restartNumberingAfterBreak="0">
     <w:nsid w:val="1B536940"/>
     <w:multiLevelType w:val="hybridMultilevel"/>
     <w:tmpl w:val="26AE2AB2"/>
@@ -7468,7 +8681,7 @@
       </w:rPr>
     </w:lvl>
   </w:abstractNum>
-  <w:abstractNum w:abstractNumId="14" w15:restartNumberingAfterBreak="0">
+  <w:abstractNum w:abstractNumId="16" w15:restartNumberingAfterBreak="0">
     <w:nsid w:val="1CF940F8"/>
     <w:multiLevelType w:val="multilevel"/>
     <w:tmpl w:val="42C628F8"/>
@@ -7581,7 +8794,7 @@
       </w:pPr>
     </w:lvl>
   </w:abstractNum>
-  <w:abstractNum w:abstractNumId="15" w15:restartNumberingAfterBreak="0">
+  <w:abstractNum w:abstractNumId="17" w15:restartNumberingAfterBreak="0">
     <w:nsid w:val="1D7E2E6A"/>
     <w:multiLevelType w:val="multilevel"/>
     <w:tmpl w:val="C6788B22"/>
@@ -7730,7 +8943,7 @@
       </w:rPr>
     </w:lvl>
   </w:abstractNum>
-  <w:abstractNum w:abstractNumId="16" w15:restartNumberingAfterBreak="0">
+  <w:abstractNum w:abstractNumId="18" w15:restartNumberingAfterBreak="0">
     <w:nsid w:val="1FCB5DAB"/>
     <w:multiLevelType w:val="multilevel"/>
     <w:tmpl w:val="42CA94EE"/>
@@ -7879,7 +9092,7 @@
       </w:rPr>
     </w:lvl>
   </w:abstractNum>
-  <w:abstractNum w:abstractNumId="17" w15:restartNumberingAfterBreak="0">
+  <w:abstractNum w:abstractNumId="19" w15:restartNumberingAfterBreak="0">
     <w:nsid w:val="21126ED8"/>
     <w:multiLevelType w:val="hybridMultilevel"/>
     <w:tmpl w:val="3E965D06"/>
@@ -8091,7 +9304,7 @@
       </w:rPr>
     </w:lvl>
   </w:abstractNum>
-  <w:abstractNum w:abstractNumId="18" w15:restartNumberingAfterBreak="0">
+  <w:abstractNum w:abstractNumId="20" w15:restartNumberingAfterBreak="0">
     <w:nsid w:val="22AE1556"/>
     <w:multiLevelType w:val="multilevel"/>
     <w:tmpl w:val="78A85CF4"/>
@@ -8240,7 +9453,7 @@
       </w:rPr>
     </w:lvl>
   </w:abstractNum>
-  <w:abstractNum w:abstractNumId="19" w15:restartNumberingAfterBreak="0">
+  <w:abstractNum w:abstractNumId="21" w15:restartNumberingAfterBreak="0">
     <w:nsid w:val="23A52AC4"/>
     <w:multiLevelType w:val="multilevel"/>
     <w:tmpl w:val="B17A138C"/>
@@ -8389,7 +9602,156 @@
       </w:rPr>
     </w:lvl>
   </w:abstractNum>
-  <w:abstractNum w:abstractNumId="20" w15:restartNumberingAfterBreak="0">
+  <w:abstractNum w:abstractNumId="22" w15:restartNumberingAfterBreak="0">
+    <w:nsid w:val="24B56BF4"/>
+    <w:multiLevelType w:val="multilevel"/>
+    <w:tmpl w:val="9C8AEBEE"/>
+    <w:lvl w:ilvl="0">
+      <w:start w:val="1"/>
+      <w:numFmt w:val="bullet"/>
+      <w:lvlText w:val=""/>
+      <w:lvlJc w:val="left"/>
+      <w:pPr>
+        <w:tabs>
+          <w:tab w:val="num" w:pos="720"/>
+        </w:tabs>
+        <w:ind w:left="720" w:hanging="360"/>
+      </w:pPr>
+      <w:rPr>
+        <w:rFonts w:ascii="Symbol" w:hAnsi="Symbol" w:hint="default"/>
+        <w:sz w:val="20"/>
+      </w:rPr>
+    </w:lvl>
+    <w:lvl w:ilvl="1" w:tentative="1">
+      <w:start w:val="1"/>
+      <w:numFmt w:val="bullet"/>
+      <w:lvlText w:val="o"/>
+      <w:lvlJc w:val="left"/>
+      <w:pPr>
+        <w:tabs>
+          <w:tab w:val="num" w:pos="1440"/>
+        </w:tabs>
+        <w:ind w:left="1440" w:hanging="360"/>
+      </w:pPr>
+      <w:rPr>
+        <w:rFonts w:ascii="Courier New" w:hAnsi="Courier New" w:hint="default"/>
+        <w:sz w:val="20"/>
+      </w:rPr>
+    </w:lvl>
+    <w:lvl w:ilvl="2" w:tentative="1">
+      <w:start w:val="1"/>
+      <w:numFmt w:val="bullet"/>
+      <w:lvlText w:val=""/>
+      <w:lvlJc w:val="left"/>
+      <w:pPr>
+        <w:tabs>
+          <w:tab w:val="num" w:pos="2160"/>
+        </w:tabs>
+        <w:ind w:left="2160" w:hanging="360"/>
+      </w:pPr>
+      <w:rPr>
+        <w:rFonts w:ascii="Wingdings" w:hAnsi="Wingdings" w:hint="default"/>
+        <w:sz w:val="20"/>
+      </w:rPr>
+    </w:lvl>
+    <w:lvl w:ilvl="3" w:tentative="1">
+      <w:start w:val="1"/>
+      <w:numFmt w:val="bullet"/>
+      <w:lvlText w:val=""/>
+      <w:lvlJc w:val="left"/>
+      <w:pPr>
+        <w:tabs>
+          <w:tab w:val="num" w:pos="2880"/>
+        </w:tabs>
+        <w:ind w:left="2880" w:hanging="360"/>
+      </w:pPr>
+      <w:rPr>
+        <w:rFonts w:ascii="Wingdings" w:hAnsi="Wingdings" w:hint="default"/>
+        <w:sz w:val="20"/>
+      </w:rPr>
+    </w:lvl>
+    <w:lvl w:ilvl="4" w:tentative="1">
+      <w:start w:val="1"/>
+      <w:numFmt w:val="bullet"/>
+      <w:lvlText w:val=""/>
+      <w:lvlJc w:val="left"/>
+      <w:pPr>
+        <w:tabs>
+          <w:tab w:val="num" w:pos="3600"/>
+        </w:tabs>
+        <w:ind w:left="3600" w:hanging="360"/>
+      </w:pPr>
+      <w:rPr>
+        <w:rFonts w:ascii="Wingdings" w:hAnsi="Wingdings" w:hint="default"/>
+        <w:sz w:val="20"/>
+      </w:rPr>
+    </w:lvl>
+    <w:lvl w:ilvl="5" w:tentative="1">
+      <w:start w:val="1"/>
+      <w:numFmt w:val="bullet"/>
+      <w:lvlText w:val=""/>
+      <w:lvlJc w:val="left"/>
+      <w:pPr>
+        <w:tabs>
+          <w:tab w:val="num" w:pos="4320"/>
+        </w:tabs>
+        <w:ind w:left="4320" w:hanging="360"/>
+      </w:pPr>
+      <w:rPr>
+        <w:rFonts w:ascii="Wingdings" w:hAnsi="Wingdings" w:hint="default"/>
+        <w:sz w:val="20"/>
+      </w:rPr>
+    </w:lvl>
+    <w:lvl w:ilvl="6" w:tentative="1">
+      <w:start w:val="1"/>
+      <w:numFmt w:val="bullet"/>
+      <w:lvlText w:val=""/>
+      <w:lvlJc w:val="left"/>
+      <w:pPr>
+        <w:tabs>
+          <w:tab w:val="num" w:pos="5040"/>
+        </w:tabs>
+        <w:ind w:left="5040" w:hanging="360"/>
+      </w:pPr>
+      <w:rPr>
+        <w:rFonts w:ascii="Wingdings" w:hAnsi="Wingdings" w:hint="default"/>
+        <w:sz w:val="20"/>
+      </w:rPr>
+    </w:lvl>
+    <w:lvl w:ilvl="7" w:tentative="1">
+      <w:start w:val="1"/>
+      <w:numFmt w:val="bullet"/>
+      <w:lvlText w:val=""/>
+      <w:lvlJc w:val="left"/>
+      <w:pPr>
+        <w:tabs>
+          <w:tab w:val="num" w:pos="5760"/>
+        </w:tabs>
+        <w:ind w:left="5760" w:hanging="360"/>
+      </w:pPr>
+      <w:rPr>
+        <w:rFonts w:ascii="Wingdings" w:hAnsi="Wingdings" w:hint="default"/>
+        <w:sz w:val="20"/>
+      </w:rPr>
+    </w:lvl>
+    <w:lvl w:ilvl="8" w:tentative="1">
+      <w:start w:val="1"/>
+      <w:numFmt w:val="bullet"/>
+      <w:lvlText w:val=""/>
+      <w:lvlJc w:val="left"/>
+      <w:pPr>
+        <w:tabs>
+          <w:tab w:val="num" w:pos="6480"/>
+        </w:tabs>
+        <w:ind w:left="6480" w:hanging="360"/>
+      </w:pPr>
+      <w:rPr>
+        <w:rFonts w:ascii="Wingdings" w:hAnsi="Wingdings" w:hint="default"/>
+        <w:sz w:val="20"/>
+      </w:rPr>
+    </w:lvl>
+  </w:abstractNum>
+  <w:abstractNum w:abstractNumId="23" w15:restartNumberingAfterBreak="0">
     <w:nsid w:val="26DD18FD"/>
     <w:multiLevelType w:val="hybridMultilevel"/>
     <w:tmpl w:val="C5225DE2"/>
@@ -8603,10 +9965,10 @@
       </w:rPr>
     </w:lvl>
   </w:abstractNum>
-  <w:abstractNum w:abstractNumId="21" w15:restartNumberingAfterBreak="0">
+  <w:abstractNum w:abstractNumId="24" w15:restartNumberingAfterBreak="0">
     <w:nsid w:val="27E12DCC"/>
     <w:multiLevelType w:val="multilevel"/>
-    <w:tmpl w:val="3BE8C448"/>
+    <w:tmpl w:val="E2300A28"/>
     <w:lvl w:ilvl="0">
       <w:start w:val="1"/>
       <w:numFmt w:val="decimal"/>
@@ -8619,7 +9981,7 @@
         <w:ind w:left="720" w:hanging="360"/>
       </w:pPr>
     </w:lvl>
-    <w:lvl w:ilvl="1" w:tentative="1">
+    <w:lvl w:ilvl="1">
       <w:start w:val="1"/>
       <w:numFmt w:val="decimal"/>
       <w:lvlText w:val="%2."/>
@@ -8631,17 +9993,17 @@
         <w:ind w:left="1440" w:hanging="360"/>
       </w:pPr>
     </w:lvl>
-    <w:lvl w:ilvl="2" w:tentative="1">
-      <w:start w:val="1"/>
-      <w:numFmt w:val="decimal"/>
-      <w:lvlText w:val="%3."/>
-      <w:lvlJc w:val="left"/>
-      <w:pPr>
-        <w:tabs>
-          <w:tab w:val="num" w:pos="2160"/>
-        </w:tabs>
+    <w:lvl w:ilvl="2">
+      <w:start w:val="4"/>
+      <w:numFmt w:val="bullet"/>
+      <w:lvlText w:val="-"/>
+      <w:lvlJc w:val="left"/>
+      <w:pPr>
         <w:ind w:left="2160" w:hanging="360"/>
       </w:pPr>
+      <w:rPr>
+        <w:rFonts w:ascii="Times New Roman" w:eastAsia="Times New Roman" w:hAnsi="Times New Roman" w:cs="Times New Roman" w:hint="default"/>
+      </w:rPr>
     </w:lvl>
     <w:lvl w:ilvl="3" w:tentative="1">
       <w:start w:val="1"/>
@@ -8716,7 +10078,7 @@
       </w:pPr>
     </w:lvl>
   </w:abstractNum>
-  <w:abstractNum w:abstractNumId="22" w15:restartNumberingAfterBreak="0">
+  <w:abstractNum w:abstractNumId="25" w15:restartNumberingAfterBreak="0">
     <w:nsid w:val="32897DB1"/>
     <w:multiLevelType w:val="multilevel"/>
     <w:tmpl w:val="78BC4BBA"/>
@@ -8865,7 +10227,7 @@
       </w:rPr>
     </w:lvl>
   </w:abstractNum>
-  <w:abstractNum w:abstractNumId="23" w15:restartNumberingAfterBreak="0">
+  <w:abstractNum w:abstractNumId="26" w15:restartNumberingAfterBreak="0">
     <w:nsid w:val="32D31202"/>
     <w:multiLevelType w:val="multilevel"/>
     <w:tmpl w:val="1CAAEF64"/>
@@ -9014,7 +10376,7 @@
       </w:rPr>
     </w:lvl>
   </w:abstractNum>
-  <w:abstractNum w:abstractNumId="24" w15:restartNumberingAfterBreak="0">
+  <w:abstractNum w:abstractNumId="27" w15:restartNumberingAfterBreak="0">
     <w:nsid w:val="347F2535"/>
     <w:multiLevelType w:val="multilevel"/>
     <w:tmpl w:val="375AD208"/>
@@ -9127,7 +10489,7 @@
       </w:pPr>
     </w:lvl>
   </w:abstractNum>
-  <w:abstractNum w:abstractNumId="25" w15:restartNumberingAfterBreak="0">
+  <w:abstractNum w:abstractNumId="28" w15:restartNumberingAfterBreak="0">
     <w:nsid w:val="38891D62"/>
     <w:multiLevelType w:val="hybridMultilevel"/>
     <w:tmpl w:val="BC3E2F38"/>
@@ -9339,7 +10701,7 @@
       </w:rPr>
     </w:lvl>
   </w:abstractNum>
-  <w:abstractNum w:abstractNumId="26" w15:restartNumberingAfterBreak="0">
+  <w:abstractNum w:abstractNumId="29" w15:restartNumberingAfterBreak="0">
     <w:nsid w:val="3D9C38DC"/>
     <w:multiLevelType w:val="multilevel"/>
     <w:tmpl w:val="229AFAEC"/>
@@ -9452,7 +10814,7 @@
       </w:pPr>
     </w:lvl>
   </w:abstractNum>
-  <w:abstractNum w:abstractNumId="27" w15:restartNumberingAfterBreak="0">
+  <w:abstractNum w:abstractNumId="30" w15:restartNumberingAfterBreak="0">
     <w:nsid w:val="42BC5C39"/>
     <w:multiLevelType w:val="hybridMultilevel"/>
     <w:tmpl w:val="79B4770C"/>
@@ -9664,7 +11026,7 @@
       </w:rPr>
     </w:lvl>
   </w:abstractNum>
-  <w:abstractNum w:abstractNumId="28" w15:restartNumberingAfterBreak="0">
+  <w:abstractNum w:abstractNumId="31" w15:restartNumberingAfterBreak="0">
     <w:nsid w:val="4338745D"/>
     <w:multiLevelType w:val="multilevel"/>
     <w:tmpl w:val="DF7A0FDC"/>
@@ -9813,7 +11175,7 @@
       </w:rPr>
     </w:lvl>
   </w:abstractNum>
-  <w:abstractNum w:abstractNumId="29" w15:restartNumberingAfterBreak="0">
+  <w:abstractNum w:abstractNumId="32" w15:restartNumberingAfterBreak="0">
     <w:nsid w:val="46544E14"/>
     <w:multiLevelType w:val="hybridMultilevel"/>
     <w:tmpl w:val="50E00A3C"/>
@@ -10025,7 +11387,7 @@
       </w:rPr>
     </w:lvl>
   </w:abstractNum>
-  <w:abstractNum w:abstractNumId="30" w15:restartNumberingAfterBreak="0">
+  <w:abstractNum w:abstractNumId="33" w15:restartNumberingAfterBreak="0">
     <w:nsid w:val="4E56794B"/>
     <w:multiLevelType w:val="multilevel"/>
     <w:tmpl w:val="1B340700"/>
@@ -10174,7 +11536,7 @@
       </w:rPr>
     </w:lvl>
   </w:abstractNum>
-  <w:abstractNum w:abstractNumId="31" w15:restartNumberingAfterBreak="0">
+  <w:abstractNum w:abstractNumId="34" w15:restartNumberingAfterBreak="0">
     <w:nsid w:val="4E985A69"/>
     <w:multiLevelType w:val="multilevel"/>
     <w:tmpl w:val="848C65D8"/>
@@ -10287,7 +11649,305 @@
       </w:pPr>
     </w:lvl>
   </w:abstractNum>
-  <w:abstractNum w:abstractNumId="32" w15:restartNumberingAfterBreak="0">
+  <w:abstractNum w:abstractNumId="35" w15:restartNumberingAfterBreak="0">
+    <w:nsid w:val="51E03B84"/>
+    <w:multiLevelType w:val="multilevel"/>
+    <w:tmpl w:val="F7C01448"/>
+    <w:lvl w:ilvl="0">
+      <w:start w:val="1"/>
+      <w:numFmt w:val="bullet"/>
+      <w:lvlText w:val=""/>
+      <w:lvlJc w:val="left"/>
+      <w:pPr>
+        <w:tabs>
+          <w:tab w:val="num" w:pos="720"/>
+        </w:tabs>
+        <w:ind w:left="720" w:hanging="360"/>
+      </w:pPr>
+      <w:rPr>
+        <w:rFonts w:ascii="Symbol" w:hAnsi="Symbol" w:hint="default"/>
+        <w:sz w:val="20"/>
+      </w:rPr>
+    </w:lvl>
+    <w:lvl w:ilvl="1" w:tentative="1">
+      <w:start w:val="1"/>
+      <w:numFmt w:val="bullet"/>
+      <w:lvlText w:val="o"/>
+      <w:lvlJc w:val="left"/>
+      <w:pPr>
+        <w:tabs>
+          <w:tab w:val="num" w:pos="1440"/>
+        </w:tabs>
+        <w:ind w:left="1440" w:hanging="360"/>
+      </w:pPr>
+      <w:rPr>
+        <w:rFonts w:ascii="Courier New" w:hAnsi="Courier New" w:hint="default"/>
+        <w:sz w:val="20"/>
+      </w:rPr>
+    </w:lvl>
+    <w:lvl w:ilvl="2" w:tentative="1">
+      <w:start w:val="1"/>
+      <w:numFmt w:val="bullet"/>
+      <w:lvlText w:val=""/>
+      <w:lvlJc w:val="left"/>
+      <w:pPr>
+        <w:tabs>
+          <w:tab w:val="num" w:pos="2160"/>
+        </w:tabs>
+        <w:ind w:left="2160" w:hanging="360"/>
+      </w:pPr>
+      <w:rPr>
+        <w:rFonts w:ascii="Wingdings" w:hAnsi="Wingdings" w:hint="default"/>
+        <w:sz w:val="20"/>
+      </w:rPr>
+    </w:lvl>
+    <w:lvl w:ilvl="3" w:tentative="1">
+      <w:start w:val="1"/>
+      <w:numFmt w:val="bullet"/>
+      <w:lvlText w:val=""/>
+      <w:lvlJc w:val="left"/>
+      <w:pPr>
+        <w:tabs>
+          <w:tab w:val="num" w:pos="2880"/>
+        </w:tabs>
+        <w:ind w:left="2880" w:hanging="360"/>
+      </w:pPr>
+      <w:rPr>
+        <w:rFonts w:ascii="Wingdings" w:hAnsi="Wingdings" w:hint="default"/>
+        <w:sz w:val="20"/>
+      </w:rPr>
+    </w:lvl>
+    <w:lvl w:ilvl="4" w:tentative="1">
+      <w:start w:val="1"/>
+      <w:numFmt w:val="bullet"/>
+      <w:lvlText w:val=""/>
+      <w:lvlJc w:val="left"/>
+      <w:pPr>
+        <w:tabs>
+          <w:tab w:val="num" w:pos="3600"/>
+        </w:tabs>
+        <w:ind w:left="3600" w:hanging="360"/>
+      </w:pPr>
+      <w:rPr>
+        <w:rFonts w:ascii="Wingdings" w:hAnsi="Wingdings" w:hint="default"/>
+        <w:sz w:val="20"/>
+      </w:rPr>
+    </w:lvl>
+    <w:lvl w:ilvl="5" w:tentative="1">
+      <w:start w:val="1"/>
+      <w:numFmt w:val="bullet"/>
+      <w:lvlText w:val=""/>
+      <w:lvlJc w:val="left"/>
+      <w:pPr>
+        <w:tabs>
+          <w:tab w:val="num" w:pos="4320"/>
+        </w:tabs>
+        <w:ind w:left="4320" w:hanging="360"/>
+      </w:pPr>
+      <w:rPr>
+        <w:rFonts w:ascii="Wingdings" w:hAnsi="Wingdings" w:hint="default"/>
+        <w:sz w:val="20"/>
+      </w:rPr>
+    </w:lvl>
+    <w:lvl w:ilvl="6" w:tentative="1">
+      <w:start w:val="1"/>
+      <w:numFmt w:val="bullet"/>
+      <w:lvlText w:val=""/>
+      <w:lvlJc w:val="left"/>
+      <w:pPr>
+        <w:tabs>
+          <w:tab w:val="num" w:pos="5040"/>
+        </w:tabs>
+        <w:ind w:left="5040" w:hanging="360"/>
+      </w:pPr>
+      <w:rPr>
+        <w:rFonts w:ascii="Wingdings" w:hAnsi="Wingdings" w:hint="default"/>
+        <w:sz w:val="20"/>
+      </w:rPr>
+    </w:lvl>
+    <w:lvl w:ilvl="7" w:tentative="1">
+      <w:start w:val="1"/>
+      <w:numFmt w:val="bullet"/>
+      <w:lvlText w:val=""/>
+      <w:lvlJc w:val="left"/>
+      <w:pPr>
+        <w:tabs>
+          <w:tab w:val="num" w:pos="5760"/>
+        </w:tabs>
+        <w:ind w:left="5760" w:hanging="360"/>
+      </w:pPr>
+      <w:rPr>
+        <w:rFonts w:ascii="Wingdings" w:hAnsi="Wingdings" w:hint="default"/>
+        <w:sz w:val="20"/>
+      </w:rPr>
+    </w:lvl>
+    <w:lvl w:ilvl="8" w:tentative="1">
+      <w:start w:val="1"/>
+      <w:numFmt w:val="bullet"/>
+      <w:lvlText w:val=""/>
+      <w:lvlJc w:val="left"/>
+      <w:pPr>
+        <w:tabs>
+          <w:tab w:val="num" w:pos="6480"/>
+        </w:tabs>
+        <w:ind w:left="6480" w:hanging="360"/>
+      </w:pPr>
+      <w:rPr>
+        <w:rFonts w:ascii="Wingdings" w:hAnsi="Wingdings" w:hint="default"/>
+        <w:sz w:val="20"/>
+      </w:rPr>
+    </w:lvl>
+  </w:abstractNum>
+  <w:abstractNum w:abstractNumId="36" w15:restartNumberingAfterBreak="0">
+    <w:nsid w:val="53F81DF2"/>
+    <w:multiLevelType w:val="multilevel"/>
+    <w:tmpl w:val="011AABBE"/>
+    <w:lvl w:ilvl="0">
+      <w:start w:val="1"/>
+      <w:numFmt w:val="bullet"/>
+      <w:lvlText w:val=""/>
+      <w:lvlJc w:val="left"/>
+      <w:pPr>
+        <w:tabs>
+          <w:tab w:val="num" w:pos="720"/>
+        </w:tabs>
+        <w:ind w:left="720" w:hanging="360"/>
+      </w:pPr>
+      <w:rPr>
+        <w:rFonts w:ascii="Symbol" w:hAnsi="Symbol" w:hint="default"/>
+        <w:sz w:val="20"/>
+      </w:rPr>
+    </w:lvl>
+    <w:lvl w:ilvl="1" w:tentative="1">
+      <w:start w:val="1"/>
+      <w:numFmt w:val="bullet"/>
+      <w:lvlText w:val="o"/>
+      <w:lvlJc w:val="left"/>
+      <w:pPr>
+        <w:tabs>
+          <w:tab w:val="num" w:pos="1440"/>
+        </w:tabs>
+        <w:ind w:left="1440" w:hanging="360"/>
+      </w:pPr>
+      <w:rPr>
+        <w:rFonts w:ascii="Courier New" w:hAnsi="Courier New" w:hint="default"/>
+        <w:sz w:val="20"/>
+      </w:rPr>
+    </w:lvl>
+    <w:lvl w:ilvl="2" w:tentative="1">
+      <w:start w:val="1"/>
+      <w:numFmt w:val="bullet"/>
+      <w:lvlText w:val=""/>
+      <w:lvlJc w:val="left"/>
+      <w:pPr>
+        <w:tabs>
+          <w:tab w:val="num" w:pos="2160"/>
+        </w:tabs>
+        <w:ind w:left="2160" w:hanging="360"/>
+      </w:pPr>
+      <w:rPr>
+        <w:rFonts w:ascii="Wingdings" w:hAnsi="Wingdings" w:hint="default"/>
+        <w:sz w:val="20"/>
+      </w:rPr>
+    </w:lvl>
+    <w:lvl w:ilvl="3" w:tentative="1">
+      <w:start w:val="1"/>
+      <w:numFmt w:val="bullet"/>
+      <w:lvlText w:val=""/>
+      <w:lvlJc w:val="left"/>
+      <w:pPr>
+        <w:tabs>
+          <w:tab w:val="num" w:pos="2880"/>
+        </w:tabs>
+        <w:ind w:left="2880" w:hanging="360"/>
+      </w:pPr>
+      <w:rPr>
+        <w:rFonts w:ascii="Wingdings" w:hAnsi="Wingdings" w:hint="default"/>
+        <w:sz w:val="20"/>
+      </w:rPr>
+    </w:lvl>
+    <w:lvl w:ilvl="4" w:tentative="1">
+      <w:start w:val="1"/>
+      <w:numFmt w:val="bullet"/>
+      <w:lvlText w:val=""/>
+      <w:lvlJc w:val="left"/>
+      <w:pPr>
+        <w:tabs>
+          <w:tab w:val="num" w:pos="3600"/>
+        </w:tabs>
+        <w:ind w:left="3600" w:hanging="360"/>
+      </w:pPr>
+      <w:rPr>
+        <w:rFonts w:ascii="Wingdings" w:hAnsi="Wingdings" w:hint="default"/>
+        <w:sz w:val="20"/>
+      </w:rPr>
+    </w:lvl>
+    <w:lvl w:ilvl="5" w:tentative="1">
+      <w:start w:val="1"/>
+      <w:numFmt w:val="bullet"/>
+      <w:lvlText w:val=""/>
+      <w:lvlJc w:val="left"/>
+      <w:pPr>
+        <w:tabs>
+          <w:tab w:val="num" w:pos="4320"/>
+        </w:tabs>
+        <w:ind w:left="4320" w:hanging="360"/>
+      </w:pPr>
+      <w:rPr>
+        <w:rFonts w:ascii="Wingdings" w:hAnsi="Wingdings" w:hint="default"/>
+        <w:sz w:val="20"/>
+      </w:rPr>
+    </w:lvl>
+    <w:lvl w:ilvl="6" w:tentative="1">
+      <w:start w:val="1"/>
+      <w:numFmt w:val="bullet"/>
+      <w:lvlText w:val=""/>
+      <w:lvlJc w:val="left"/>
+      <w:pPr>
+        <w:tabs>
+          <w:tab w:val="num" w:pos="5040"/>
+        </w:tabs>
+        <w:ind w:left="5040" w:hanging="360"/>
+      </w:pPr>
+      <w:rPr>
+        <w:rFonts w:ascii="Wingdings" w:hAnsi="Wingdings" w:hint="default"/>
+        <w:sz w:val="20"/>
+      </w:rPr>
+    </w:lvl>
+    <w:lvl w:ilvl="7" w:tentative="1">
+      <w:start w:val="1"/>
+      <w:numFmt w:val="bullet"/>
+      <w:lvlText w:val=""/>
+      <w:lvlJc w:val="left"/>
+      <w:pPr>
+        <w:tabs>
+          <w:tab w:val="num" w:pos="5760"/>
+        </w:tabs>
+        <w:ind w:left="5760" w:hanging="360"/>
+      </w:pPr>
+      <w:rPr>
+        <w:rFonts w:ascii="Wingdings" w:hAnsi="Wingdings" w:hint="default"/>
+        <w:sz w:val="20"/>
+      </w:rPr>
+    </w:lvl>
+    <w:lvl w:ilvl="8" w:tentative="1">
+      <w:start w:val="1"/>
+      <w:numFmt w:val="bullet"/>
+      <w:lvlText w:val=""/>
+      <w:lvlJc w:val="left"/>
+      <w:pPr>
+        <w:tabs>
+          <w:tab w:val="num" w:pos="6480"/>
+        </w:tabs>
+        <w:ind w:left="6480" w:hanging="360"/>
+      </w:pPr>
+      <w:rPr>
+        <w:rFonts w:ascii="Wingdings" w:hAnsi="Wingdings" w:hint="default"/>
+        <w:sz w:val="20"/>
+      </w:rPr>
+    </w:lvl>
+  </w:abstractNum>
+  <w:abstractNum w:abstractNumId="37" w15:restartNumberingAfterBreak="0">
     <w:nsid w:val="54173C1A"/>
     <w:multiLevelType w:val="hybridMultilevel"/>
     <w:tmpl w:val="02608208"/>
@@ -10499,7 +12159,7 @@
       </w:rPr>
     </w:lvl>
   </w:abstractNum>
-  <w:abstractNum w:abstractNumId="33" w15:restartNumberingAfterBreak="0">
+  <w:abstractNum w:abstractNumId="38" w15:restartNumberingAfterBreak="0">
     <w:nsid w:val="55E61ED7"/>
     <w:multiLevelType w:val="multilevel"/>
     <w:tmpl w:val="853CE47A"/>
@@ -10648,7 +12308,7 @@
       </w:rPr>
     </w:lvl>
   </w:abstractNum>
-  <w:abstractNum w:abstractNumId="34" w15:restartNumberingAfterBreak="0">
+  <w:abstractNum w:abstractNumId="39" w15:restartNumberingAfterBreak="0">
     <w:nsid w:val="58642B14"/>
     <w:multiLevelType w:val="multilevel"/>
     <w:tmpl w:val="931C2D34"/>
@@ -10797,7 +12457,156 @@
       </w:rPr>
     </w:lvl>
   </w:abstractNum>
-  <w:abstractNum w:abstractNumId="35" w15:restartNumberingAfterBreak="0">
+  <w:abstractNum w:abstractNumId="40" w15:restartNumberingAfterBreak="0">
+    <w:nsid w:val="58F20A76"/>
+    <w:multiLevelType w:val="multilevel"/>
+    <w:tmpl w:val="F0A0C0CC"/>
+    <w:lvl w:ilvl="0">
+      <w:start w:val="1"/>
+      <w:numFmt w:val="bullet"/>
+      <w:lvlText w:val=""/>
+      <w:lvlJc w:val="left"/>
+      <w:pPr>
+        <w:tabs>
+          <w:tab w:val="num" w:pos="720"/>
+        </w:tabs>
+        <w:ind w:left="720" w:hanging="360"/>
+      </w:pPr>
+      <w:rPr>
+        <w:rFonts w:ascii="Symbol" w:hAnsi="Symbol" w:hint="default"/>
+        <w:sz w:val="20"/>
+      </w:rPr>
+    </w:lvl>
+    <w:lvl w:ilvl="1" w:tentative="1">
+      <w:start w:val="1"/>
+      <w:numFmt w:val="bullet"/>
+      <w:lvlText w:val="o"/>
+      <w:lvlJc w:val="left"/>
+      <w:pPr>
+        <w:tabs>
+          <w:tab w:val="num" w:pos="1440"/>
+        </w:tabs>
+        <w:ind w:left="1440" w:hanging="360"/>
+      </w:pPr>
+      <w:rPr>
+        <w:rFonts w:ascii="Courier New" w:hAnsi="Courier New" w:hint="default"/>
+        <w:sz w:val="20"/>
+      </w:rPr>
+    </w:lvl>
+    <w:lvl w:ilvl="2" w:tentative="1">
+      <w:start w:val="1"/>
+      <w:numFmt w:val="bullet"/>
+      <w:lvlText w:val=""/>
+      <w:lvlJc w:val="left"/>
+      <w:pPr>
+        <w:tabs>
+          <w:tab w:val="num" w:pos="2160"/>
+        </w:tabs>
+        <w:ind w:left="2160" w:hanging="360"/>
+      </w:pPr>
+      <w:rPr>
+        <w:rFonts w:ascii="Wingdings" w:hAnsi="Wingdings" w:hint="default"/>
+        <w:sz w:val="20"/>
+      </w:rPr>
+    </w:lvl>
+    <w:lvl w:ilvl="3" w:tentative="1">
+      <w:start w:val="1"/>
+      <w:numFmt w:val="bullet"/>
+      <w:lvlText w:val=""/>
+      <w:lvlJc w:val="left"/>
+      <w:pPr>
+        <w:tabs>
+          <w:tab w:val="num" w:pos="2880"/>
+        </w:tabs>
+        <w:ind w:left="2880" w:hanging="360"/>
+      </w:pPr>
+      <w:rPr>
+        <w:rFonts w:ascii="Wingdings" w:hAnsi="Wingdings" w:hint="default"/>
+        <w:sz w:val="20"/>
+      </w:rPr>
+    </w:lvl>
+    <w:lvl w:ilvl="4" w:tentative="1">
+      <w:start w:val="1"/>
+      <w:numFmt w:val="bullet"/>
+      <w:lvlText w:val=""/>
+      <w:lvlJc w:val="left"/>
+      <w:pPr>
+        <w:tabs>
+          <w:tab w:val="num" w:pos="3600"/>
+        </w:tabs>
+        <w:ind w:left="3600" w:hanging="360"/>
+      </w:pPr>
+      <w:rPr>
+        <w:rFonts w:ascii="Wingdings" w:hAnsi="Wingdings" w:hint="default"/>
+        <w:sz w:val="20"/>
+      </w:rPr>
+    </w:lvl>
+    <w:lvl w:ilvl="5" w:tentative="1">
+      <w:start w:val="1"/>
+      <w:numFmt w:val="bullet"/>
+      <w:lvlText w:val=""/>
+      <w:lvlJc w:val="left"/>
+      <w:pPr>
+        <w:tabs>
+          <w:tab w:val="num" w:pos="4320"/>
+        </w:tabs>
+        <w:ind w:left="4320" w:hanging="360"/>
+      </w:pPr>
+      <w:rPr>
+        <w:rFonts w:ascii="Wingdings" w:hAnsi="Wingdings" w:hint="default"/>
+        <w:sz w:val="20"/>
+      </w:rPr>
+    </w:lvl>
+    <w:lvl w:ilvl="6" w:tentative="1">
+      <w:start w:val="1"/>
+      <w:numFmt w:val="bullet"/>
+      <w:lvlText w:val=""/>
+      <w:lvlJc w:val="left"/>
+      <w:pPr>
+        <w:tabs>
+          <w:tab w:val="num" w:pos="5040"/>
+        </w:tabs>
+        <w:ind w:left="5040" w:hanging="360"/>
+      </w:pPr>
+      <w:rPr>
+        <w:rFonts w:ascii="Wingdings" w:hAnsi="Wingdings" w:hint="default"/>
+        <w:sz w:val="20"/>
+      </w:rPr>
+    </w:lvl>
+    <w:lvl w:ilvl="7" w:tentative="1">
+      <w:start w:val="1"/>
+      <w:numFmt w:val="bullet"/>
+      <w:lvlText w:val=""/>
+      <w:lvlJc w:val="left"/>
+      <w:pPr>
+        <w:tabs>
+          <w:tab w:val="num" w:pos="5760"/>
+        </w:tabs>
+        <w:ind w:left="5760" w:hanging="360"/>
+      </w:pPr>
+      <w:rPr>
+        <w:rFonts w:ascii="Wingdings" w:hAnsi="Wingdings" w:hint="default"/>
+        <w:sz w:val="20"/>
+      </w:rPr>
+    </w:lvl>
+    <w:lvl w:ilvl="8" w:tentative="1">
+      <w:start w:val="1"/>
+      <w:numFmt w:val="bullet"/>
+      <w:lvlText w:val=""/>
+      <w:lvlJc w:val="left"/>
+      <w:pPr>
+        <w:tabs>
+          <w:tab w:val="num" w:pos="6480"/>
+        </w:tabs>
+        <w:ind w:left="6480" w:hanging="360"/>
+      </w:pPr>
+      <w:rPr>
+        <w:rFonts w:ascii="Wingdings" w:hAnsi="Wingdings" w:hint="default"/>
+        <w:sz w:val="20"/>
+      </w:rPr>
+    </w:lvl>
+  </w:abstractNum>
+  <w:abstractNum w:abstractNumId="41" w15:restartNumberingAfterBreak="0">
     <w:nsid w:val="59B00691"/>
     <w:multiLevelType w:val="multilevel"/>
     <w:tmpl w:val="135868FA"/>
@@ -10946,7 +12755,7 @@
       </w:rPr>
     </w:lvl>
   </w:abstractNum>
-  <w:abstractNum w:abstractNumId="36" w15:restartNumberingAfterBreak="0">
+  <w:abstractNum w:abstractNumId="42" w15:restartNumberingAfterBreak="0">
     <w:nsid w:val="5ADF53C4"/>
     <w:multiLevelType w:val="hybridMultilevel"/>
     <w:tmpl w:val="9CDE6F58"/>
@@ -11158,7 +12967,7 @@
       </w:rPr>
     </w:lvl>
   </w:abstractNum>
-  <w:abstractNum w:abstractNumId="37" w15:restartNumberingAfterBreak="0">
+  <w:abstractNum w:abstractNumId="43" w15:restartNumberingAfterBreak="0">
     <w:nsid w:val="5F5B67B5"/>
     <w:multiLevelType w:val="multilevel"/>
     <w:tmpl w:val="C37E3090"/>
@@ -11271,7 +13080,156 @@
       </w:pPr>
     </w:lvl>
   </w:abstractNum>
-  <w:abstractNum w:abstractNumId="38" w15:restartNumberingAfterBreak="0">
+  <w:abstractNum w:abstractNumId="44" w15:restartNumberingAfterBreak="0">
+    <w:nsid w:val="622B453F"/>
+    <w:multiLevelType w:val="multilevel"/>
+    <w:tmpl w:val="675CB542"/>
+    <w:lvl w:ilvl="0">
+      <w:start w:val="1"/>
+      <w:numFmt w:val="bullet"/>
+      <w:lvlText w:val=""/>
+      <w:lvlJc w:val="left"/>
+      <w:pPr>
+        <w:tabs>
+          <w:tab w:val="num" w:pos="720"/>
+        </w:tabs>
+        <w:ind w:left="720" w:hanging="360"/>
+      </w:pPr>
+      <w:rPr>
+        <w:rFonts w:ascii="Symbol" w:hAnsi="Symbol" w:hint="default"/>
+        <w:sz w:val="20"/>
+      </w:rPr>
+    </w:lvl>
+    <w:lvl w:ilvl="1" w:tentative="1">
+      <w:start w:val="1"/>
+      <w:numFmt w:val="bullet"/>
+      <w:lvlText w:val="o"/>
+      <w:lvlJc w:val="left"/>
+      <w:pPr>
+        <w:tabs>
+          <w:tab w:val="num" w:pos="1440"/>
+        </w:tabs>
+        <w:ind w:left="1440" w:hanging="360"/>
+      </w:pPr>
+      <w:rPr>
+        <w:rFonts w:ascii="Courier New" w:hAnsi="Courier New" w:hint="default"/>
+        <w:sz w:val="20"/>
+      </w:rPr>
+    </w:lvl>
+    <w:lvl w:ilvl="2" w:tentative="1">
+      <w:start w:val="1"/>
+      <w:numFmt w:val="bullet"/>
+      <w:lvlText w:val=""/>
+      <w:lvlJc w:val="left"/>
+      <w:pPr>
+        <w:tabs>
+          <w:tab w:val="num" w:pos="2160"/>
+        </w:tabs>
+        <w:ind w:left="2160" w:hanging="360"/>
+      </w:pPr>
+      <w:rPr>
+        <w:rFonts w:ascii="Wingdings" w:hAnsi="Wingdings" w:hint="default"/>
+        <w:sz w:val="20"/>
+      </w:rPr>
+    </w:lvl>
+    <w:lvl w:ilvl="3" w:tentative="1">
+      <w:start w:val="1"/>
+      <w:numFmt w:val="bullet"/>
+      <w:lvlText w:val=""/>
+      <w:lvlJc w:val="left"/>
+      <w:pPr>
+        <w:tabs>
+          <w:tab w:val="num" w:pos="2880"/>
+        </w:tabs>
+        <w:ind w:left="2880" w:hanging="360"/>
+      </w:pPr>
+      <w:rPr>
+        <w:rFonts w:ascii="Wingdings" w:hAnsi="Wingdings" w:hint="default"/>
+        <w:sz w:val="20"/>
+      </w:rPr>
+    </w:lvl>
+    <w:lvl w:ilvl="4" w:tentative="1">
+      <w:start w:val="1"/>
+      <w:numFmt w:val="bullet"/>
+      <w:lvlText w:val=""/>
+      <w:lvlJc w:val="left"/>
+      <w:pPr>
+        <w:tabs>
+          <w:tab w:val="num" w:pos="3600"/>
+        </w:tabs>
+        <w:ind w:left="3600" w:hanging="360"/>
+      </w:pPr>
+      <w:rPr>
+        <w:rFonts w:ascii="Wingdings" w:hAnsi="Wingdings" w:hint="default"/>
+        <w:sz w:val="20"/>
+      </w:rPr>
+    </w:lvl>
+    <w:lvl w:ilvl="5" w:tentative="1">
+      <w:start w:val="1"/>
+      <w:numFmt w:val="bullet"/>
+      <w:lvlText w:val=""/>
+      <w:lvlJc w:val="left"/>
+      <w:pPr>
+        <w:tabs>
+          <w:tab w:val="num" w:pos="4320"/>
+        </w:tabs>
+        <w:ind w:left="4320" w:hanging="360"/>
+      </w:pPr>
+      <w:rPr>
+        <w:rFonts w:ascii="Wingdings" w:hAnsi="Wingdings" w:hint="default"/>
+        <w:sz w:val="20"/>
+      </w:rPr>
+    </w:lvl>
+    <w:lvl w:ilvl="6" w:tentative="1">
+      <w:start w:val="1"/>
+      <w:numFmt w:val="bullet"/>
+      <w:lvlText w:val=""/>
+      <w:lvlJc w:val="left"/>
+      <w:pPr>
+        <w:tabs>
+          <w:tab w:val="num" w:pos="5040"/>
+        </w:tabs>
+        <w:ind w:left="5040" w:hanging="360"/>
+      </w:pPr>
+      <w:rPr>
+        <w:rFonts w:ascii="Wingdings" w:hAnsi="Wingdings" w:hint="default"/>
+        <w:sz w:val="20"/>
+      </w:rPr>
+    </w:lvl>
+    <w:lvl w:ilvl="7" w:tentative="1">
+      <w:start w:val="1"/>
+      <w:numFmt w:val="bullet"/>
+      <w:lvlText w:val=""/>
+      <w:lvlJc w:val="left"/>
+      <w:pPr>
+        <w:tabs>
+          <w:tab w:val="num" w:pos="5760"/>
+        </w:tabs>
+        <w:ind w:left="5760" w:hanging="360"/>
+      </w:pPr>
+      <w:rPr>
+        <w:rFonts w:ascii="Wingdings" w:hAnsi="Wingdings" w:hint="default"/>
+        <w:sz w:val="20"/>
+      </w:rPr>
+    </w:lvl>
+    <w:lvl w:ilvl="8" w:tentative="1">
+      <w:start w:val="1"/>
+      <w:numFmt w:val="bullet"/>
+      <w:lvlText w:val=""/>
+      <w:lvlJc w:val="left"/>
+      <w:pPr>
+        <w:tabs>
+          <w:tab w:val="num" w:pos="6480"/>
+        </w:tabs>
+        <w:ind w:left="6480" w:hanging="360"/>
+      </w:pPr>
+      <w:rPr>
+        <w:rFonts w:ascii="Wingdings" w:hAnsi="Wingdings" w:hint="default"/>
+        <w:sz w:val="20"/>
+      </w:rPr>
+    </w:lvl>
+  </w:abstractNum>
+  <w:abstractNum w:abstractNumId="45" w15:restartNumberingAfterBreak="0">
     <w:nsid w:val="6562333B"/>
     <w:multiLevelType w:val="multilevel"/>
     <w:tmpl w:val="38C8B354"/>
@@ -11384,7 +13342,7 @@
       </w:pPr>
     </w:lvl>
   </w:abstractNum>
-  <w:abstractNum w:abstractNumId="39" w15:restartNumberingAfterBreak="0">
+  <w:abstractNum w:abstractNumId="46" w15:restartNumberingAfterBreak="0">
     <w:nsid w:val="67712525"/>
     <w:multiLevelType w:val="multilevel"/>
     <w:tmpl w:val="780836F4"/>
@@ -11497,7 +13455,305 @@
       </w:pPr>
     </w:lvl>
   </w:abstractNum>
-  <w:abstractNum w:abstractNumId="40" w15:restartNumberingAfterBreak="0">
+  <w:abstractNum w:abstractNumId="47" w15:restartNumberingAfterBreak="0">
+    <w:nsid w:val="682B1460"/>
+    <w:multiLevelType w:val="multilevel"/>
+    <w:tmpl w:val="D10E9026"/>
+    <w:lvl w:ilvl="0">
+      <w:start w:val="1"/>
+      <w:numFmt w:val="bullet"/>
+      <w:lvlText w:val=""/>
+      <w:lvlJc w:val="left"/>
+      <w:pPr>
+        <w:tabs>
+          <w:tab w:val="num" w:pos="1080"/>
+        </w:tabs>
+        <w:ind w:left="1080" w:hanging="360"/>
+      </w:pPr>
+      <w:rPr>
+        <w:rFonts w:ascii="Symbol" w:hAnsi="Symbol" w:hint="default"/>
+        <w:sz w:val="20"/>
+      </w:rPr>
+    </w:lvl>
+    <w:lvl w:ilvl="1" w:tentative="1">
+      <w:start w:val="1"/>
+      <w:numFmt w:val="bullet"/>
+      <w:lvlText w:val="o"/>
+      <w:lvlJc w:val="left"/>
+      <w:pPr>
+        <w:tabs>
+          <w:tab w:val="num" w:pos="1800"/>
+        </w:tabs>
+        <w:ind w:left="1800" w:hanging="360"/>
+      </w:pPr>
+      <w:rPr>
+        <w:rFonts w:ascii="Courier New" w:hAnsi="Courier New" w:hint="default"/>
+        <w:sz w:val="20"/>
+      </w:rPr>
+    </w:lvl>
+    <w:lvl w:ilvl="2" w:tentative="1">
+      <w:start w:val="1"/>
+      <w:numFmt w:val="bullet"/>
+      <w:lvlText w:val=""/>
+      <w:lvlJc w:val="left"/>
+      <w:pPr>
+        <w:tabs>
+          <w:tab w:val="num" w:pos="2520"/>
+        </w:tabs>
+        <w:ind w:left="2520" w:hanging="360"/>
+      </w:pPr>
+      <w:rPr>
+        <w:rFonts w:ascii="Wingdings" w:hAnsi="Wingdings" w:hint="default"/>
+        <w:sz w:val="20"/>
+      </w:rPr>
+    </w:lvl>
+    <w:lvl w:ilvl="3" w:tentative="1">
+      <w:start w:val="1"/>
+      <w:numFmt w:val="bullet"/>
+      <w:lvlText w:val=""/>
+      <w:lvlJc w:val="left"/>
+      <w:pPr>
+        <w:tabs>
+          <w:tab w:val="num" w:pos="3240"/>
+        </w:tabs>
+        <w:ind w:left="3240" w:hanging="360"/>
+      </w:pPr>
+      <w:rPr>
+        <w:rFonts w:ascii="Wingdings" w:hAnsi="Wingdings" w:hint="default"/>
+        <w:sz w:val="20"/>
+      </w:rPr>
+    </w:lvl>
+    <w:lvl w:ilvl="4" w:tentative="1">
+      <w:start w:val="1"/>
+      <w:numFmt w:val="bullet"/>
+      <w:lvlText w:val=""/>
+      <w:lvlJc w:val="left"/>
+      <w:pPr>
+        <w:tabs>
+          <w:tab w:val="num" w:pos="3960"/>
+        </w:tabs>
+        <w:ind w:left="3960" w:hanging="360"/>
+      </w:pPr>
+      <w:rPr>
+        <w:rFonts w:ascii="Wingdings" w:hAnsi="Wingdings" w:hint="default"/>
+        <w:sz w:val="20"/>
+      </w:rPr>
+    </w:lvl>
+    <w:lvl w:ilvl="5" w:tentative="1">
+      <w:start w:val="1"/>
+      <w:numFmt w:val="bullet"/>
+      <w:lvlText w:val=""/>
+      <w:lvlJc w:val="left"/>
+      <w:pPr>
+        <w:tabs>
+          <w:tab w:val="num" w:pos="4680"/>
+        </w:tabs>
+        <w:ind w:left="4680" w:hanging="360"/>
+      </w:pPr>
+      <w:rPr>
+        <w:rFonts w:ascii="Wingdings" w:hAnsi="Wingdings" w:hint="default"/>
+        <w:sz w:val="20"/>
+      </w:rPr>
+    </w:lvl>
+    <w:lvl w:ilvl="6" w:tentative="1">
+      <w:start w:val="1"/>
+      <w:numFmt w:val="bullet"/>
+      <w:lvlText w:val=""/>
+      <w:lvlJc w:val="left"/>
+      <w:pPr>
+        <w:tabs>
+          <w:tab w:val="num" w:pos="5400"/>
+        </w:tabs>
+        <w:ind w:left="5400" w:hanging="360"/>
+      </w:pPr>
+      <w:rPr>
+        <w:rFonts w:ascii="Wingdings" w:hAnsi="Wingdings" w:hint="default"/>
+        <w:sz w:val="20"/>
+      </w:rPr>
+    </w:lvl>
+    <w:lvl w:ilvl="7" w:tentative="1">
+      <w:start w:val="1"/>
+      <w:numFmt w:val="bullet"/>
+      <w:lvlText w:val=""/>
+      <w:lvlJc w:val="left"/>
+      <w:pPr>
+        <w:tabs>
+          <w:tab w:val="num" w:pos="6120"/>
+        </w:tabs>
+        <w:ind w:left="6120" w:hanging="360"/>
+      </w:pPr>
+      <w:rPr>
+        <w:rFonts w:ascii="Wingdings" w:hAnsi="Wingdings" w:hint="default"/>
+        <w:sz w:val="20"/>
+      </w:rPr>
+    </w:lvl>
+    <w:lvl w:ilvl="8" w:tentative="1">
+      <w:start w:val="1"/>
+      <w:numFmt w:val="bullet"/>
+      <w:lvlText w:val=""/>
+      <w:lvlJc w:val="left"/>
+      <w:pPr>
+        <w:tabs>
+          <w:tab w:val="num" w:pos="6840"/>
+        </w:tabs>
+        <w:ind w:left="6840" w:hanging="360"/>
+      </w:pPr>
+      <w:rPr>
+        <w:rFonts w:ascii="Wingdings" w:hAnsi="Wingdings" w:hint="default"/>
+        <w:sz w:val="20"/>
+      </w:rPr>
+    </w:lvl>
+  </w:abstractNum>
+  <w:abstractNum w:abstractNumId="48" w15:restartNumberingAfterBreak="0">
+    <w:nsid w:val="68A00EB8"/>
+    <w:multiLevelType w:val="multilevel"/>
+    <w:tmpl w:val="A06E02C6"/>
+    <w:lvl w:ilvl="0">
+      <w:start w:val="1"/>
+      <w:numFmt w:val="bullet"/>
+      <w:lvlText w:val=""/>
+      <w:lvlJc w:val="left"/>
+      <w:pPr>
+        <w:tabs>
+          <w:tab w:val="num" w:pos="720"/>
+        </w:tabs>
+        <w:ind w:left="720" w:hanging="360"/>
+      </w:pPr>
+      <w:rPr>
+        <w:rFonts w:ascii="Symbol" w:hAnsi="Symbol" w:hint="default"/>
+        <w:sz w:val="20"/>
+      </w:rPr>
+    </w:lvl>
+    <w:lvl w:ilvl="1" w:tentative="1">
+      <w:start w:val="1"/>
+      <w:numFmt w:val="bullet"/>
+      <w:lvlText w:val="o"/>
+      <w:lvlJc w:val="left"/>
+      <w:pPr>
+        <w:tabs>
+          <w:tab w:val="num" w:pos="1440"/>
+        </w:tabs>
+        <w:ind w:left="1440" w:hanging="360"/>
+      </w:pPr>
+      <w:rPr>
+        <w:rFonts w:ascii="Courier New" w:hAnsi="Courier New" w:hint="default"/>
+        <w:sz w:val="20"/>
+      </w:rPr>
+    </w:lvl>
+    <w:lvl w:ilvl="2" w:tentative="1">
+      <w:start w:val="1"/>
+      <w:numFmt w:val="bullet"/>
+      <w:lvlText w:val=""/>
+      <w:lvlJc w:val="left"/>
+      <w:pPr>
+        <w:tabs>
+          <w:tab w:val="num" w:pos="2160"/>
+        </w:tabs>
+        <w:ind w:left="2160" w:hanging="360"/>
+      </w:pPr>
+      <w:rPr>
+        <w:rFonts w:ascii="Wingdings" w:hAnsi="Wingdings" w:hint="default"/>
+        <w:sz w:val="20"/>
+      </w:rPr>
+    </w:lvl>
+    <w:lvl w:ilvl="3" w:tentative="1">
+      <w:start w:val="1"/>
+      <w:numFmt w:val="bullet"/>
+      <w:lvlText w:val=""/>
+      <w:lvlJc w:val="left"/>
+      <w:pPr>
+        <w:tabs>
+          <w:tab w:val="num" w:pos="2880"/>
+        </w:tabs>
+        <w:ind w:left="2880" w:hanging="360"/>
+      </w:pPr>
+      <w:rPr>
+        <w:rFonts w:ascii="Wingdings" w:hAnsi="Wingdings" w:hint="default"/>
+        <w:sz w:val="20"/>
+      </w:rPr>
+    </w:lvl>
+    <w:lvl w:ilvl="4" w:tentative="1">
+      <w:start w:val="1"/>
+      <w:numFmt w:val="bullet"/>
+      <w:lvlText w:val=""/>
+      <w:lvlJc w:val="left"/>
+      <w:pPr>
+        <w:tabs>
+          <w:tab w:val="num" w:pos="3600"/>
+        </w:tabs>
+        <w:ind w:left="3600" w:hanging="360"/>
+      </w:pPr>
+      <w:rPr>
+        <w:rFonts w:ascii="Wingdings" w:hAnsi="Wingdings" w:hint="default"/>
+        <w:sz w:val="20"/>
+      </w:rPr>
+    </w:lvl>
+    <w:lvl w:ilvl="5" w:tentative="1">
+      <w:start w:val="1"/>
+      <w:numFmt w:val="bullet"/>
+      <w:lvlText w:val=""/>
+      <w:lvlJc w:val="left"/>
+      <w:pPr>
+        <w:tabs>
+          <w:tab w:val="num" w:pos="4320"/>
+        </w:tabs>
+        <w:ind w:left="4320" w:hanging="360"/>
+      </w:pPr>
+      <w:rPr>
+        <w:rFonts w:ascii="Wingdings" w:hAnsi="Wingdings" w:hint="default"/>
+        <w:sz w:val="20"/>
+      </w:rPr>
+    </w:lvl>
+    <w:lvl w:ilvl="6" w:tentative="1">
+      <w:start w:val="1"/>
+      <w:numFmt w:val="bullet"/>
+      <w:lvlText w:val=""/>
+      <w:lvlJc w:val="left"/>
+      <w:pPr>
+        <w:tabs>
+          <w:tab w:val="num" w:pos="5040"/>
+        </w:tabs>
+        <w:ind w:left="5040" w:hanging="360"/>
+      </w:pPr>
+      <w:rPr>
+        <w:rFonts w:ascii="Wingdings" w:hAnsi="Wingdings" w:hint="default"/>
+        <w:sz w:val="20"/>
+      </w:rPr>
+    </w:lvl>
+    <w:lvl w:ilvl="7" w:tentative="1">
+      <w:start w:val="1"/>
+      <w:numFmt w:val="bullet"/>
+      <w:lvlText w:val=""/>
+      <w:lvlJc w:val="left"/>
+      <w:pPr>
+        <w:tabs>
+          <w:tab w:val="num" w:pos="5760"/>
+        </w:tabs>
+        <w:ind w:left="5760" w:hanging="360"/>
+      </w:pPr>
+      <w:rPr>
+        <w:rFonts w:ascii="Wingdings" w:hAnsi="Wingdings" w:hint="default"/>
+        <w:sz w:val="20"/>
+      </w:rPr>
+    </w:lvl>
+    <w:lvl w:ilvl="8" w:tentative="1">
+      <w:start w:val="1"/>
+      <w:numFmt w:val="bullet"/>
+      <w:lvlText w:val=""/>
+      <w:lvlJc w:val="left"/>
+      <w:pPr>
+        <w:tabs>
+          <w:tab w:val="num" w:pos="6480"/>
+        </w:tabs>
+        <w:ind w:left="6480" w:hanging="360"/>
+      </w:pPr>
+      <w:rPr>
+        <w:rFonts w:ascii="Wingdings" w:hAnsi="Wingdings" w:hint="default"/>
+        <w:sz w:val="20"/>
+      </w:rPr>
+    </w:lvl>
+  </w:abstractNum>
+  <w:abstractNum w:abstractNumId="49" w15:restartNumberingAfterBreak="0">
     <w:nsid w:val="6A365725"/>
     <w:multiLevelType w:val="multilevel"/>
     <w:tmpl w:val="03089AAE"/>
@@ -11610,7 +13866,7 @@
       </w:pPr>
     </w:lvl>
   </w:abstractNum>
-  <w:abstractNum w:abstractNumId="41" w15:restartNumberingAfterBreak="0">
+  <w:abstractNum w:abstractNumId="50" w15:restartNumberingAfterBreak="0">
     <w:nsid w:val="6C2D4B2B"/>
     <w:multiLevelType w:val="multilevel"/>
     <w:tmpl w:val="CB86559C"/>
@@ -11759,7 +14015,7 @@
       </w:rPr>
     </w:lvl>
   </w:abstractNum>
-  <w:abstractNum w:abstractNumId="42" w15:restartNumberingAfterBreak="0">
+  <w:abstractNum w:abstractNumId="51" w15:restartNumberingAfterBreak="0">
     <w:nsid w:val="6E5F10C5"/>
     <w:multiLevelType w:val="multilevel"/>
     <w:tmpl w:val="FFDEA7C6"/>
@@ -11872,7 +14128,7 @@
       </w:pPr>
     </w:lvl>
   </w:abstractNum>
-  <w:abstractNum w:abstractNumId="43" w15:restartNumberingAfterBreak="0">
+  <w:abstractNum w:abstractNumId="52" w15:restartNumberingAfterBreak="0">
     <w:nsid w:val="6E5F7DAF"/>
     <w:multiLevelType w:val="multilevel"/>
     <w:tmpl w:val="F6CC9350"/>
@@ -12021,7 +14277,7 @@
       </w:rPr>
     </w:lvl>
   </w:abstractNum>
-  <w:abstractNum w:abstractNumId="44" w15:restartNumberingAfterBreak="0">
+  <w:abstractNum w:abstractNumId="53" w15:restartNumberingAfterBreak="0">
     <w:nsid w:val="6EC12EB5"/>
     <w:multiLevelType w:val="multilevel"/>
     <w:tmpl w:val="3E1879F4"/>
@@ -12170,7 +14426,156 @@
       </w:rPr>
     </w:lvl>
   </w:abstractNum>
-  <w:abstractNum w:abstractNumId="45" w15:restartNumberingAfterBreak="0">
+  <w:abstractNum w:abstractNumId="54" w15:restartNumberingAfterBreak="0">
+    <w:nsid w:val="71D72144"/>
+    <w:multiLevelType w:val="multilevel"/>
+    <w:tmpl w:val="ED0EDE34"/>
+    <w:lvl w:ilvl="0">
+      <w:start w:val="1"/>
+      <w:numFmt w:val="bullet"/>
+      <w:lvlText w:val=""/>
+      <w:lvlJc w:val="left"/>
+      <w:pPr>
+        <w:tabs>
+          <w:tab w:val="num" w:pos="720"/>
+        </w:tabs>
+        <w:ind w:left="720" w:hanging="360"/>
+      </w:pPr>
+      <w:rPr>
+        <w:rFonts w:ascii="Symbol" w:hAnsi="Symbol" w:hint="default"/>
+        <w:sz w:val="20"/>
+      </w:rPr>
+    </w:lvl>
+    <w:lvl w:ilvl="1" w:tentative="1">
+      <w:start w:val="1"/>
+      <w:numFmt w:val="bullet"/>
+      <w:lvlText w:val="o"/>
+      <w:lvlJc w:val="left"/>
+      <w:pPr>
+        <w:tabs>
+          <w:tab w:val="num" w:pos="1440"/>
+        </w:tabs>
+        <w:ind w:left="1440" w:hanging="360"/>
+      </w:pPr>
+      <w:rPr>
+        <w:rFonts w:ascii="Courier New" w:hAnsi="Courier New" w:hint="default"/>
+        <w:sz w:val="20"/>
+      </w:rPr>
+    </w:lvl>
+    <w:lvl w:ilvl="2" w:tentative="1">
+      <w:start w:val="1"/>
+      <w:numFmt w:val="bullet"/>
+      <w:lvlText w:val=""/>
+      <w:lvlJc w:val="left"/>
+      <w:pPr>
+        <w:tabs>
+          <w:tab w:val="num" w:pos="2160"/>
+        </w:tabs>
+        <w:ind w:left="2160" w:hanging="360"/>
+      </w:pPr>
+      <w:rPr>
+        <w:rFonts w:ascii="Wingdings" w:hAnsi="Wingdings" w:hint="default"/>
+        <w:sz w:val="20"/>
+      </w:rPr>
+    </w:lvl>
+    <w:lvl w:ilvl="3" w:tentative="1">
+      <w:start w:val="1"/>
+      <w:numFmt w:val="bullet"/>
+      <w:lvlText w:val=""/>
+      <w:lvlJc w:val="left"/>
+      <w:pPr>
+        <w:tabs>
+          <w:tab w:val="num" w:pos="2880"/>
+        </w:tabs>
+        <w:ind w:left="2880" w:hanging="360"/>
+      </w:pPr>
+      <w:rPr>
+        <w:rFonts w:ascii="Wingdings" w:hAnsi="Wingdings" w:hint="default"/>
+        <w:sz w:val="20"/>
+      </w:rPr>
+    </w:lvl>
+    <w:lvl w:ilvl="4" w:tentative="1">
+      <w:start w:val="1"/>
+      <w:numFmt w:val="bullet"/>
+      <w:lvlText w:val=""/>
+      <w:lvlJc w:val="left"/>
+      <w:pPr>
+        <w:tabs>
+          <w:tab w:val="num" w:pos="3600"/>
+        </w:tabs>
+        <w:ind w:left="3600" w:hanging="360"/>
+      </w:pPr>
+      <w:rPr>
+        <w:rFonts w:ascii="Wingdings" w:hAnsi="Wingdings" w:hint="default"/>
+        <w:sz w:val="20"/>
+      </w:rPr>
+    </w:lvl>
+    <w:lvl w:ilvl="5" w:tentative="1">
+      <w:start w:val="1"/>
+      <w:numFmt w:val="bullet"/>
+      <w:lvlText w:val=""/>
+      <w:lvlJc w:val="left"/>
+      <w:pPr>
+        <w:tabs>
+          <w:tab w:val="num" w:pos="4320"/>
+        </w:tabs>
+        <w:ind w:left="4320" w:hanging="360"/>
+      </w:pPr>
+      <w:rPr>
+        <w:rFonts w:ascii="Wingdings" w:hAnsi="Wingdings" w:hint="default"/>
+        <w:sz w:val="20"/>
+      </w:rPr>
+    </w:lvl>
+    <w:lvl w:ilvl="6" w:tentative="1">
+      <w:start w:val="1"/>
+      <w:numFmt w:val="bullet"/>
+      <w:lvlText w:val=""/>
+      <w:lvlJc w:val="left"/>
+      <w:pPr>
+        <w:tabs>
+          <w:tab w:val="num" w:pos="5040"/>
+        </w:tabs>
+        <w:ind w:left="5040" w:hanging="360"/>
+      </w:pPr>
+      <w:rPr>
+        <w:rFonts w:ascii="Wingdings" w:hAnsi="Wingdings" w:hint="default"/>
+        <w:sz w:val="20"/>
+      </w:rPr>
+    </w:lvl>
+    <w:lvl w:ilvl="7" w:tentative="1">
+      <w:start w:val="1"/>
+      <w:numFmt w:val="bullet"/>
+      <w:lvlText w:val=""/>
+      <w:lvlJc w:val="left"/>
+      <w:pPr>
+        <w:tabs>
+          <w:tab w:val="num" w:pos="5760"/>
+        </w:tabs>
+        <w:ind w:left="5760" w:hanging="360"/>
+      </w:pPr>
+      <w:rPr>
+        <w:rFonts w:ascii="Wingdings" w:hAnsi="Wingdings" w:hint="default"/>
+        <w:sz w:val="20"/>
+      </w:rPr>
+    </w:lvl>
+    <w:lvl w:ilvl="8" w:tentative="1">
+      <w:start w:val="1"/>
+      <w:numFmt w:val="bullet"/>
+      <w:lvlText w:val=""/>
+      <w:lvlJc w:val="left"/>
+      <w:pPr>
+        <w:tabs>
+          <w:tab w:val="num" w:pos="6480"/>
+        </w:tabs>
+        <w:ind w:left="6480" w:hanging="360"/>
+      </w:pPr>
+      <w:rPr>
+        <w:rFonts w:ascii="Wingdings" w:hAnsi="Wingdings" w:hint="default"/>
+        <w:sz w:val="20"/>
+      </w:rPr>
+    </w:lvl>
+  </w:abstractNum>
+  <w:abstractNum w:abstractNumId="55" w15:restartNumberingAfterBreak="0">
     <w:nsid w:val="71F768A2"/>
     <w:multiLevelType w:val="multilevel"/>
     <w:tmpl w:val="B98E30CC"/>
@@ -12319,7 +14724,156 @@
       </w:rPr>
     </w:lvl>
   </w:abstractNum>
-  <w:abstractNum w:abstractNumId="46" w15:restartNumberingAfterBreak="0">
+  <w:abstractNum w:abstractNumId="56" w15:restartNumberingAfterBreak="0">
+    <w:nsid w:val="77B81DDC"/>
+    <w:multiLevelType w:val="multilevel"/>
+    <w:tmpl w:val="8A0EAA60"/>
+    <w:lvl w:ilvl="0">
+      <w:start w:val="1"/>
+      <w:numFmt w:val="bullet"/>
+      <w:lvlText w:val=""/>
+      <w:lvlJc w:val="left"/>
+      <w:pPr>
+        <w:tabs>
+          <w:tab w:val="num" w:pos="720"/>
+        </w:tabs>
+        <w:ind w:left="720" w:hanging="360"/>
+      </w:pPr>
+      <w:rPr>
+        <w:rFonts w:ascii="Symbol" w:hAnsi="Symbol" w:hint="default"/>
+        <w:sz w:val="20"/>
+      </w:rPr>
+    </w:lvl>
+    <w:lvl w:ilvl="1" w:tentative="1">
+      <w:start w:val="1"/>
+      <w:numFmt w:val="bullet"/>
+      <w:lvlText w:val="o"/>
+      <w:lvlJc w:val="left"/>
+      <w:pPr>
+        <w:tabs>
+          <w:tab w:val="num" w:pos="1440"/>
+        </w:tabs>
+        <w:ind w:left="1440" w:hanging="360"/>
+      </w:pPr>
+      <w:rPr>
+        <w:rFonts w:ascii="Courier New" w:hAnsi="Courier New" w:hint="default"/>
+        <w:sz w:val="20"/>
+      </w:rPr>
+    </w:lvl>
+    <w:lvl w:ilvl="2" w:tentative="1">
+      <w:start w:val="1"/>
+      <w:numFmt w:val="bullet"/>
+      <w:lvlText w:val=""/>
+      <w:lvlJc w:val="left"/>
+      <w:pPr>
+        <w:tabs>
+          <w:tab w:val="num" w:pos="2160"/>
+        </w:tabs>
+        <w:ind w:left="2160" w:hanging="360"/>
+      </w:pPr>
+      <w:rPr>
+        <w:rFonts w:ascii="Wingdings" w:hAnsi="Wingdings" w:hint="default"/>
+        <w:sz w:val="20"/>
+      </w:rPr>
+    </w:lvl>
+    <w:lvl w:ilvl="3" w:tentative="1">
+      <w:start w:val="1"/>
+      <w:numFmt w:val="bullet"/>
+      <w:lvlText w:val=""/>
+      <w:lvlJc w:val="left"/>
+      <w:pPr>
+        <w:tabs>
+          <w:tab w:val="num" w:pos="2880"/>
+        </w:tabs>
+        <w:ind w:left="2880" w:hanging="360"/>
+      </w:pPr>
+      <w:rPr>
+        <w:rFonts w:ascii="Wingdings" w:hAnsi="Wingdings" w:hint="default"/>
+        <w:sz w:val="20"/>
+      </w:rPr>
+    </w:lvl>
+    <w:lvl w:ilvl="4" w:tentative="1">
+      <w:start w:val="1"/>
+      <w:numFmt w:val="bullet"/>
+      <w:lvlText w:val=""/>
+      <w:lvlJc w:val="left"/>
+      <w:pPr>
+        <w:tabs>
+          <w:tab w:val="num" w:pos="3600"/>
+        </w:tabs>
+        <w:ind w:left="3600" w:hanging="360"/>
+      </w:pPr>
+      <w:rPr>
+        <w:rFonts w:ascii="Wingdings" w:hAnsi="Wingdings" w:hint="default"/>
+        <w:sz w:val="20"/>
+      </w:rPr>
+    </w:lvl>
+    <w:lvl w:ilvl="5" w:tentative="1">
+      <w:start w:val="1"/>
+      <w:numFmt w:val="bullet"/>
+      <w:lvlText w:val=""/>
+      <w:lvlJc w:val="left"/>
+      <w:pPr>
+        <w:tabs>
+          <w:tab w:val="num" w:pos="4320"/>
+        </w:tabs>
+        <w:ind w:left="4320" w:hanging="360"/>
+      </w:pPr>
+      <w:rPr>
+        <w:rFonts w:ascii="Wingdings" w:hAnsi="Wingdings" w:hint="default"/>
+        <w:sz w:val="20"/>
+      </w:rPr>
+    </w:lvl>
+    <w:lvl w:ilvl="6" w:tentative="1">
+      <w:start w:val="1"/>
+      <w:numFmt w:val="bullet"/>
+      <w:lvlText w:val=""/>
+      <w:lvlJc w:val="left"/>
+      <w:pPr>
+        <w:tabs>
+          <w:tab w:val="num" w:pos="5040"/>
+        </w:tabs>
+        <w:ind w:left="5040" w:hanging="360"/>
+      </w:pPr>
+      <w:rPr>
+        <w:rFonts w:ascii="Wingdings" w:hAnsi="Wingdings" w:hint="default"/>
+        <w:sz w:val="20"/>
+      </w:rPr>
+    </w:lvl>
+    <w:lvl w:ilvl="7" w:tentative="1">
+      <w:start w:val="1"/>
+      <w:numFmt w:val="bullet"/>
+      <w:lvlText w:val=""/>
+      <w:lvlJc w:val="left"/>
+      <w:pPr>
+        <w:tabs>
+          <w:tab w:val="num" w:pos="5760"/>
+        </w:tabs>
+        <w:ind w:left="5760" w:hanging="360"/>
+      </w:pPr>
+      <w:rPr>
+        <w:rFonts w:ascii="Wingdings" w:hAnsi="Wingdings" w:hint="default"/>
+        <w:sz w:val="20"/>
+      </w:rPr>
+    </w:lvl>
+    <w:lvl w:ilvl="8" w:tentative="1">
+      <w:start w:val="1"/>
+      <w:numFmt w:val="bullet"/>
+      <w:lvlText w:val=""/>
+      <w:lvlJc w:val="left"/>
+      <w:pPr>
+        <w:tabs>
+          <w:tab w:val="num" w:pos="6480"/>
+        </w:tabs>
+        <w:ind w:left="6480" w:hanging="360"/>
+      </w:pPr>
+      <w:rPr>
+        <w:rFonts w:ascii="Wingdings" w:hAnsi="Wingdings" w:hint="default"/>
+        <w:sz w:val="20"/>
+      </w:rPr>
+    </w:lvl>
+  </w:abstractNum>
+  <w:abstractNum w:abstractNumId="57" w15:restartNumberingAfterBreak="0">
     <w:nsid w:val="78CA3C54"/>
     <w:multiLevelType w:val="hybridMultilevel"/>
     <w:tmpl w:val="3448183E"/>
@@ -12531,7 +15085,7 @@
       </w:rPr>
     </w:lvl>
   </w:abstractNum>
-  <w:abstractNum w:abstractNumId="47" w15:restartNumberingAfterBreak="0">
+  <w:abstractNum w:abstractNumId="58" w15:restartNumberingAfterBreak="0">
     <w:nsid w:val="7E097BF3"/>
     <w:multiLevelType w:val="multilevel"/>
     <w:tmpl w:val="F78661FC"/>
@@ -12680,7 +15234,7 @@
       </w:rPr>
     </w:lvl>
   </w:abstractNum>
-  <w:abstractNum w:abstractNumId="48" w15:restartNumberingAfterBreak="0">
+  <w:abstractNum w:abstractNumId="59" w15:restartNumberingAfterBreak="0">
     <w:nsid w:val="7F0129BA"/>
     <w:multiLevelType w:val="multilevel"/>
     <w:tmpl w:val="F504544A"/>
@@ -12829,7 +15383,7 @@
       </w:rPr>
     </w:lvl>
   </w:abstractNum>
-  <w:abstractNum w:abstractNumId="49" w15:restartNumberingAfterBreak="0">
+  <w:abstractNum w:abstractNumId="60" w15:restartNumberingAfterBreak="0">
     <w:nsid w:val="7FA35E2F"/>
     <w:multiLevelType w:val="multilevel"/>
     <w:tmpl w:val="11CE90EE"/>
@@ -12849,7 +15403,7 @@
         <w:sz w:val="20"/>
       </w:rPr>
     </w:lvl>
-    <w:lvl w:ilvl="1" w:tentative="1">
+    <w:lvl w:ilvl="1">
       <w:start w:val="1"/>
       <w:numFmt w:val="bullet"/>
       <w:lvlText w:val="o"/>
@@ -12979,85 +15533,85 @@
     </w:lvl>
   </w:abstractNum>
   <w:num w:numId="1" w16cid:durableId="1515873964">
-    <w:abstractNumId w:val="5"/>
+    <w:abstractNumId w:val="6"/>
   </w:num>
   <w:num w:numId="2" w16cid:durableId="1322582659">
     <w:abstractNumId w:val="2"/>
   </w:num>
   <w:num w:numId="3" w16cid:durableId="494540386">
-    <w:abstractNumId w:val="13"/>
+    <w:abstractNumId w:val="15"/>
   </w:num>
   <w:num w:numId="4" w16cid:durableId="1440182437">
-    <w:abstractNumId w:val="29"/>
+    <w:abstractNumId w:val="32"/>
   </w:num>
   <w:num w:numId="5" w16cid:durableId="178810273">
     <w:abstractNumId w:val="3"/>
   </w:num>
   <w:num w:numId="6" w16cid:durableId="925575362">
-    <w:abstractNumId w:val="25"/>
+    <w:abstractNumId w:val="28"/>
   </w:num>
   <w:num w:numId="7" w16cid:durableId="927689860">
-    <w:abstractNumId w:val="36"/>
+    <w:abstractNumId w:val="42"/>
   </w:num>
   <w:num w:numId="8" w16cid:durableId="1457681182">
     <w:abstractNumId w:val="0"/>
   </w:num>
   <w:num w:numId="9" w16cid:durableId="2025092073">
-    <w:abstractNumId w:val="20"/>
+    <w:abstractNumId w:val="23"/>
   </w:num>
   <w:num w:numId="10" w16cid:durableId="1645961439">
-    <w:abstractNumId w:val="46"/>
+    <w:abstractNumId w:val="57"/>
   </w:num>
   <w:num w:numId="11" w16cid:durableId="75634053">
+    <w:abstractNumId w:val="19"/>
+  </w:num>
+  <w:num w:numId="12" w16cid:durableId="49237170">
+    <w:abstractNumId w:val="30"/>
+  </w:num>
+  <w:num w:numId="13" w16cid:durableId="574626973">
+    <w:abstractNumId w:val="9"/>
+  </w:num>
+  <w:num w:numId="14" w16cid:durableId="26957545">
+    <w:abstractNumId w:val="37"/>
+  </w:num>
+  <w:num w:numId="15" w16cid:durableId="1750687128">
+    <w:abstractNumId w:val="31"/>
+  </w:num>
+  <w:num w:numId="16" w16cid:durableId="1476413667">
+    <w:abstractNumId w:val="41"/>
+  </w:num>
+  <w:num w:numId="17" w16cid:durableId="1110049679">
+    <w:abstractNumId w:val="58"/>
+  </w:num>
+  <w:num w:numId="18" w16cid:durableId="940649650">
+    <w:abstractNumId w:val="24"/>
+  </w:num>
+  <w:num w:numId="19" w16cid:durableId="1422412238">
+    <w:abstractNumId w:val="39"/>
+  </w:num>
+  <w:num w:numId="20" w16cid:durableId="1282759432">
+    <w:abstractNumId w:val="25"/>
+  </w:num>
+  <w:num w:numId="21" w16cid:durableId="89593390">
     <w:abstractNumId w:val="17"/>
   </w:num>
-  <w:num w:numId="12" w16cid:durableId="49237170">
-    <w:abstractNumId w:val="27"/>
+  <w:num w:numId="22" w16cid:durableId="231815291">
+    <w:abstractNumId w:val="11"/>
   </w:num>
-  <w:num w:numId="13" w16cid:durableId="574626973">
-    <w:abstractNumId w:val="8"/>
-  </w:num>
-  <w:num w:numId="14" w16cid:durableId="26957545">
-    <w:abstractNumId w:val="32"/>
-  </w:num>
-  <w:num w:numId="15" w16cid:durableId="1750687128">
-    <w:abstractNumId w:val="28"/>
-  </w:num>
-  <w:num w:numId="16" w16cid:durableId="1476413667">
-    <w:abstractNumId w:val="35"/>
-  </w:num>
-  <w:num w:numId="17" w16cid:durableId="1110049679">
-    <w:abstractNumId w:val="47"/>
-  </w:num>
-  <w:num w:numId="18" w16cid:durableId="940649650">
-    <w:abstractNumId w:val="21"/>
-  </w:num>
-  <w:num w:numId="19" w16cid:durableId="1422412238">
-    <w:abstractNumId w:val="34"/>
-  </w:num>
-  <w:num w:numId="20" w16cid:durableId="1282759432">
-    <w:abstractNumId w:val="22"/>
-  </w:num>
-  <w:num w:numId="21" w16cid:durableId="89593390">
-    <w:abstractNumId w:val="15"/>
-  </w:num>
-  <w:num w:numId="22" w16cid:durableId="231815291">
+  <w:num w:numId="23" w16cid:durableId="1944411091">
     <w:abstractNumId w:val="10"/>
   </w:num>
-  <w:num w:numId="23" w16cid:durableId="1944411091">
-    <w:abstractNumId w:val="9"/>
-  </w:num>
   <w:num w:numId="24" w16cid:durableId="1638142742">
-    <w:abstractNumId w:val="41"/>
+    <w:abstractNumId w:val="50"/>
   </w:num>
   <w:num w:numId="25" w16cid:durableId="123231834">
-    <w:abstractNumId w:val="43"/>
+    <w:abstractNumId w:val="52"/>
   </w:num>
   <w:num w:numId="26" w16cid:durableId="84696921">
-    <w:abstractNumId w:val="42"/>
+    <w:abstractNumId w:val="51"/>
   </w:num>
   <w:num w:numId="27" w16cid:durableId="16473415">
-    <w:abstractNumId w:val="23"/>
+    <w:abstractNumId w:val="26"/>
     <w:lvlOverride w:ilvl="0">
       <w:lvl w:ilvl="0">
         <w:numFmt w:val="bullet"/>
@@ -13077,7 +15631,7 @@
     </w:lvlOverride>
   </w:num>
   <w:num w:numId="28" w16cid:durableId="1775440924">
-    <w:abstractNumId w:val="23"/>
+    <w:abstractNumId w:val="26"/>
     <w:lvlOverride w:ilvl="0">
       <w:lvl w:ilvl="0">
         <w:numFmt w:val="bullet"/>
@@ -13097,7 +15651,7 @@
     </w:lvlOverride>
   </w:num>
   <w:num w:numId="29" w16cid:durableId="1322389734">
-    <w:abstractNumId w:val="40"/>
+    <w:abstractNumId w:val="49"/>
     <w:lvlOverride w:ilvl="0">
       <w:lvl w:ilvl="0">
         <w:numFmt w:val="decimal"/>
@@ -13107,7 +15661,7 @@
     </w:lvlOverride>
   </w:num>
   <w:num w:numId="30" w16cid:durableId="1773549655">
-    <w:abstractNumId w:val="18"/>
+    <w:abstractNumId w:val="20"/>
     <w:lvlOverride w:ilvl="0">
       <w:lvl w:ilvl="0">
         <w:numFmt w:val="bullet"/>
@@ -13127,7 +15681,7 @@
     </w:lvlOverride>
   </w:num>
   <w:num w:numId="31" w16cid:durableId="1656950238">
-    <w:abstractNumId w:val="18"/>
+    <w:abstractNumId w:val="20"/>
     <w:lvlOverride w:ilvl="0">
       <w:lvl w:ilvl="0">
         <w:numFmt w:val="bullet"/>
@@ -13147,7 +15701,7 @@
     </w:lvlOverride>
   </w:num>
   <w:num w:numId="32" w16cid:durableId="1611275591">
-    <w:abstractNumId w:val="24"/>
+    <w:abstractNumId w:val="27"/>
     <w:lvlOverride w:ilvl="0">
       <w:lvl w:ilvl="0">
         <w:numFmt w:val="decimal"/>
@@ -13157,7 +15711,7 @@
     </w:lvlOverride>
   </w:num>
   <w:num w:numId="33" w16cid:durableId="1299533698">
-    <w:abstractNumId w:val="4"/>
+    <w:abstractNumId w:val="5"/>
     <w:lvlOverride w:ilvl="0">
       <w:lvl w:ilvl="0">
         <w:numFmt w:val="bullet"/>
@@ -13177,7 +15731,7 @@
     </w:lvlOverride>
   </w:num>
   <w:num w:numId="34" w16cid:durableId="909264862">
-    <w:abstractNumId w:val="4"/>
+    <w:abstractNumId w:val="5"/>
     <w:lvlOverride w:ilvl="0">
       <w:lvl w:ilvl="0">
         <w:numFmt w:val="bullet"/>
@@ -13197,7 +15751,7 @@
     </w:lvlOverride>
   </w:num>
   <w:num w:numId="35" w16cid:durableId="354813201">
-    <w:abstractNumId w:val="6"/>
+    <w:abstractNumId w:val="7"/>
     <w:lvlOverride w:ilvl="0">
       <w:lvl w:ilvl="0">
         <w:numFmt w:val="decimal"/>
@@ -13207,7 +15761,7 @@
     </w:lvlOverride>
   </w:num>
   <w:num w:numId="36" w16cid:durableId="552426028">
-    <w:abstractNumId w:val="30"/>
+    <w:abstractNumId w:val="33"/>
     <w:lvlOverride w:ilvl="0">
       <w:lvl w:ilvl="0">
         <w:numFmt w:val="bullet"/>
@@ -13227,7 +15781,7 @@
     </w:lvlOverride>
   </w:num>
   <w:num w:numId="37" w16cid:durableId="142242410">
-    <w:abstractNumId w:val="30"/>
+    <w:abstractNumId w:val="33"/>
     <w:lvlOverride w:ilvl="0">
       <w:lvl w:ilvl="0">
         <w:numFmt w:val="bullet"/>
@@ -13247,10 +15801,10 @@
     </w:lvlOverride>
   </w:num>
   <w:num w:numId="38" w16cid:durableId="1044719207">
-    <w:abstractNumId w:val="37"/>
+    <w:abstractNumId w:val="43"/>
   </w:num>
   <w:num w:numId="39" w16cid:durableId="1292856333">
-    <w:abstractNumId w:val="44"/>
+    <w:abstractNumId w:val="53"/>
     <w:lvlOverride w:ilvl="0">
       <w:lvl w:ilvl="0">
         <w:numFmt w:val="bullet"/>
@@ -13270,7 +15824,7 @@
     </w:lvlOverride>
   </w:num>
   <w:num w:numId="40" w16cid:durableId="298341793">
-    <w:abstractNumId w:val="44"/>
+    <w:abstractNumId w:val="53"/>
     <w:lvlOverride w:ilvl="0">
       <w:lvl w:ilvl="0">
         <w:numFmt w:val="bullet"/>
@@ -13290,7 +15844,7 @@
     </w:lvlOverride>
   </w:num>
   <w:num w:numId="41" w16cid:durableId="1216428699">
-    <w:abstractNumId w:val="44"/>
+    <w:abstractNumId w:val="53"/>
     <w:lvlOverride w:ilvl="0">
       <w:lvl w:ilvl="0">
         <w:numFmt w:val="bullet"/>
@@ -13310,7 +15864,7 @@
     </w:lvlOverride>
   </w:num>
   <w:num w:numId="42" w16cid:durableId="39135679">
-    <w:abstractNumId w:val="44"/>
+    <w:abstractNumId w:val="53"/>
     <w:lvlOverride w:ilvl="0">
       <w:lvl w:ilvl="0">
         <w:numFmt w:val="bullet"/>
@@ -13340,7 +15894,7 @@
     </w:lvlOverride>
   </w:num>
   <w:num w:numId="44" w16cid:durableId="971792784">
-    <w:abstractNumId w:val="45"/>
+    <w:abstractNumId w:val="55"/>
     <w:lvlOverride w:ilvl="0">
       <w:lvl w:ilvl="0">
         <w:numFmt w:val="bullet"/>
@@ -13360,7 +15914,7 @@
     </w:lvlOverride>
   </w:num>
   <w:num w:numId="45" w16cid:durableId="822115489">
-    <w:abstractNumId w:val="45"/>
+    <w:abstractNumId w:val="55"/>
     <w:lvlOverride w:ilvl="0">
       <w:lvl w:ilvl="0">
         <w:numFmt w:val="bullet"/>
@@ -13380,7 +15934,7 @@
     </w:lvlOverride>
   </w:num>
   <w:num w:numId="46" w16cid:durableId="515920017">
-    <w:abstractNumId w:val="45"/>
+    <w:abstractNumId w:val="55"/>
     <w:lvlOverride w:ilvl="0">
       <w:lvl w:ilvl="0">
         <w:numFmt w:val="bullet"/>
@@ -13400,7 +15954,7 @@
     </w:lvlOverride>
   </w:num>
   <w:num w:numId="47" w16cid:durableId="495414863">
-    <w:abstractNumId w:val="11"/>
+    <w:abstractNumId w:val="12"/>
     <w:lvlOverride w:ilvl="0">
       <w:lvl w:ilvl="0">
         <w:numFmt w:val="decimal"/>
@@ -13410,7 +15964,7 @@
     </w:lvlOverride>
   </w:num>
   <w:num w:numId="48" w16cid:durableId="1227104552">
-    <w:abstractNumId w:val="49"/>
+    <w:abstractNumId w:val="60"/>
     <w:lvlOverride w:ilvl="0">
       <w:lvl w:ilvl="0">
         <w:numFmt w:val="bullet"/>
@@ -13430,7 +15984,7 @@
     </w:lvlOverride>
   </w:num>
   <w:num w:numId="49" w16cid:durableId="2046444652">
-    <w:abstractNumId w:val="49"/>
+    <w:abstractNumId w:val="60"/>
     <w:lvlOverride w:ilvl="0">
       <w:lvl w:ilvl="0">
         <w:numFmt w:val="bullet"/>
@@ -13450,10 +16004,10 @@
     </w:lvlOverride>
   </w:num>
   <w:num w:numId="50" w16cid:durableId="1862934805">
-    <w:abstractNumId w:val="26"/>
+    <w:abstractNumId w:val="29"/>
   </w:num>
   <w:num w:numId="51" w16cid:durableId="2005670254">
-    <w:abstractNumId w:val="33"/>
+    <w:abstractNumId w:val="38"/>
     <w:lvlOverride w:ilvl="0">
       <w:lvl w:ilvl="0">
         <w:numFmt w:val="bullet"/>
@@ -13473,7 +16027,7 @@
     </w:lvlOverride>
   </w:num>
   <w:num w:numId="52" w16cid:durableId="1601911184">
-    <w:abstractNumId w:val="33"/>
+    <w:abstractNumId w:val="38"/>
     <w:lvlOverride w:ilvl="0">
       <w:lvl w:ilvl="0">
         <w:numFmt w:val="bullet"/>
@@ -13493,7 +16047,7 @@
     </w:lvlOverride>
   </w:num>
   <w:num w:numId="53" w16cid:durableId="1981962901">
-    <w:abstractNumId w:val="33"/>
+    <w:abstractNumId w:val="38"/>
     <w:lvlOverride w:ilvl="0">
       <w:lvl w:ilvl="0">
         <w:numFmt w:val="bullet"/>
@@ -13513,7 +16067,7 @@
     </w:lvlOverride>
   </w:num>
   <w:num w:numId="54" w16cid:durableId="771557295">
-    <w:abstractNumId w:val="7"/>
+    <w:abstractNumId w:val="8"/>
     <w:lvlOverride w:ilvl="0">
       <w:lvl w:ilvl="0">
         <w:numFmt w:val="decimal"/>
@@ -13523,7 +16077,7 @@
     </w:lvlOverride>
   </w:num>
   <w:num w:numId="55" w16cid:durableId="865555494">
-    <w:abstractNumId w:val="48"/>
+    <w:abstractNumId w:val="59"/>
     <w:lvlOverride w:ilvl="0">
       <w:lvl w:ilvl="0">
         <w:numFmt w:val="bullet"/>
@@ -13543,7 +16097,7 @@
     </w:lvlOverride>
   </w:num>
   <w:num w:numId="56" w16cid:durableId="531840481">
-    <w:abstractNumId w:val="48"/>
+    <w:abstractNumId w:val="59"/>
     <w:lvlOverride w:ilvl="0">
       <w:lvl w:ilvl="0">
         <w:numFmt w:val="bullet"/>
@@ -13563,7 +16117,7 @@
     </w:lvlOverride>
   </w:num>
   <w:num w:numId="57" w16cid:durableId="1919291802">
-    <w:abstractNumId w:val="48"/>
+    <w:abstractNumId w:val="59"/>
     <w:lvlOverride w:ilvl="0">
       <w:lvl w:ilvl="0">
         <w:numFmt w:val="bullet"/>
@@ -13583,13 +16137,13 @@
     </w:lvlOverride>
   </w:num>
   <w:num w:numId="58" w16cid:durableId="1307199144">
-    <w:abstractNumId w:val="39"/>
+    <w:abstractNumId w:val="46"/>
   </w:num>
   <w:num w:numId="59" w16cid:durableId="104616348">
-    <w:abstractNumId w:val="38"/>
+    <w:abstractNumId w:val="45"/>
   </w:num>
   <w:num w:numId="60" w16cid:durableId="1009872310">
-    <w:abstractNumId w:val="16"/>
+    <w:abstractNumId w:val="18"/>
     <w:lvlOverride w:ilvl="0">
       <w:lvl w:ilvl="0">
         <w:numFmt w:val="bullet"/>
@@ -13609,7 +16163,7 @@
     </w:lvlOverride>
   </w:num>
   <w:num w:numId="61" w16cid:durableId="1561011731">
-    <w:abstractNumId w:val="16"/>
+    <w:abstractNumId w:val="18"/>
     <w:lvlOverride w:ilvl="0">
       <w:lvl w:ilvl="0">
         <w:numFmt w:val="bullet"/>
@@ -13629,7 +16183,7 @@
     </w:lvlOverride>
   </w:num>
   <w:num w:numId="62" w16cid:durableId="1077484965">
-    <w:abstractNumId w:val="31"/>
+    <w:abstractNumId w:val="34"/>
     <w:lvlOverride w:ilvl="0">
       <w:lvl w:ilvl="0">
         <w:numFmt w:val="decimal"/>
@@ -13639,10 +16193,10 @@
     </w:lvlOverride>
   </w:num>
   <w:num w:numId="63" w16cid:durableId="741414460">
-    <w:abstractNumId w:val="12"/>
+    <w:abstractNumId w:val="14"/>
   </w:num>
   <w:num w:numId="64" w16cid:durableId="293751638">
-    <w:abstractNumId w:val="19"/>
+    <w:abstractNumId w:val="21"/>
     <w:lvlOverride w:ilvl="0">
       <w:lvl w:ilvl="0">
         <w:numFmt w:val="bullet"/>
@@ -13662,7 +16216,7 @@
     </w:lvlOverride>
   </w:num>
   <w:num w:numId="65" w16cid:durableId="1932472728">
-    <w:abstractNumId w:val="19"/>
+    <w:abstractNumId w:val="21"/>
     <w:lvlOverride w:ilvl="0">
       <w:lvl w:ilvl="0">
         <w:numFmt w:val="bullet"/>
@@ -13682,7 +16236,7 @@
     </w:lvlOverride>
   </w:num>
   <w:num w:numId="66" w16cid:durableId="1197229381">
-    <w:abstractNumId w:val="19"/>
+    <w:abstractNumId w:val="21"/>
     <w:lvlOverride w:ilvl="0">
       <w:lvl w:ilvl="0">
         <w:numFmt w:val="bullet"/>
@@ -13702,7 +16256,40 @@
     </w:lvlOverride>
   </w:num>
   <w:num w:numId="67" w16cid:durableId="80877070">
-    <w:abstractNumId w:val="14"/>
+    <w:abstractNumId w:val="16"/>
+  </w:num>
+  <w:num w:numId="68" w16cid:durableId="992375551">
+    <w:abstractNumId w:val="47"/>
+  </w:num>
+  <w:num w:numId="69" w16cid:durableId="1641954593">
+    <w:abstractNumId w:val="56"/>
+  </w:num>
+  <w:num w:numId="70" w16cid:durableId="1455514230">
+    <w:abstractNumId w:val="48"/>
+  </w:num>
+  <w:num w:numId="71" w16cid:durableId="1470242109">
+    <w:abstractNumId w:val="22"/>
+  </w:num>
+  <w:num w:numId="72" w16cid:durableId="857232522">
+    <w:abstractNumId w:val="35"/>
+  </w:num>
+  <w:num w:numId="73" w16cid:durableId="376273853">
+    <w:abstractNumId w:val="54"/>
+  </w:num>
+  <w:num w:numId="74" w16cid:durableId="2096439865">
+    <w:abstractNumId w:val="40"/>
+  </w:num>
+  <w:num w:numId="75" w16cid:durableId="1298489242">
+    <w:abstractNumId w:val="13"/>
+  </w:num>
+  <w:num w:numId="76" w16cid:durableId="255141136">
+    <w:abstractNumId w:val="36"/>
+  </w:num>
+  <w:num w:numId="77" w16cid:durableId="2123263552">
+    <w:abstractNumId w:val="4"/>
+  </w:num>
+  <w:num w:numId="78" w16cid:durableId="695423175">
+    <w:abstractNumId w:val="44"/>
   </w:num>
 </w:numbering>
 </file>
